--- a/prompt 庫/0603prompt.docx
+++ b/prompt 庫/0603prompt.docx
@@ -50,45 +50,6 @@
         <w:rPr>
           <w:rFonts w:hint="eastAsia"/>
         </w:rPr>
-        <w:t>分析萃取出的建築資訊如何影響建築形式</w:t>
-      </w:r>
-      <w:r>
-        <w:rPr>
-          <w:rFonts w:hint="eastAsia"/>
-        </w:rPr>
-        <w:t>(form)</w:t>
-      </w:r>
-      <w:r>
-        <w:rPr>
-          <w:rFonts w:hint="eastAsia"/>
-        </w:rPr>
-        <w:t>，和建築形式</w:t>
-      </w:r>
-      <w:r>
-        <w:rPr>
-          <w:rFonts w:hint="eastAsia"/>
-        </w:rPr>
-        <w:t>(form)</w:t>
-      </w:r>
-      <w:r>
-        <w:rPr>
-          <w:rFonts w:hint="eastAsia"/>
-        </w:rPr>
-        <w:t>的關係為何？</w:t>
-      </w:r>
-    </w:p>
-    <w:p>
-      <w:pPr>
-        <w:pStyle w:val="a9"/>
-        <w:numPr>
-          <w:ilvl w:val="0"/>
-          <w:numId w:val="8"/>
-        </w:numPr>
-      </w:pPr>
-      <w:r>
-        <w:rPr>
-          <w:rFonts w:hint="eastAsia"/>
-        </w:rPr>
         <w:t>請再輸出</w:t>
       </w:r>
       <w:r>
@@ -337,17 +298,17 @@
         <w:pStyle w:val="a9"/>
         <w:numPr>
           <w:ilvl w:val="0"/>
-          <w:numId w:val="12"/>
-        </w:numPr>
-      </w:pPr>
-      <w:r>
-        <w:t>E</w:t>
-      </w:r>
-      <w:r>
-        <w:rPr>
-          <w:rFonts w:hint="eastAsia"/>
-        </w:rPr>
-        <w:t>nvelope</w:t>
+          <w:numId w:val="18"/>
+        </w:numPr>
+      </w:pPr>
+      <w:r>
+        <w:t>M</w:t>
+      </w:r>
+      <w:r>
+        <w:rPr>
+          <w:rFonts w:hint="eastAsia"/>
+        </w:rPr>
+        <w:t>assing</w:t>
       </w:r>
     </w:p>
     <w:p>
@@ -355,17 +316,17 @@
         <w:pStyle w:val="a9"/>
         <w:numPr>
           <w:ilvl w:val="0"/>
-          <w:numId w:val="12"/>
-        </w:numPr>
-      </w:pPr>
-      <w:r>
-        <w:t>S</w:t>
-      </w:r>
-      <w:r>
-        <w:rPr>
-          <w:rFonts w:hint="eastAsia"/>
-        </w:rPr>
-        <w:t>kin</w:t>
+          <w:numId w:val="18"/>
+        </w:numPr>
+      </w:pPr>
+      <w:r>
+        <w:t>G</w:t>
+      </w:r>
+      <w:r>
+        <w:rPr>
+          <w:rFonts w:hint="eastAsia"/>
+        </w:rPr>
+        <w:t>eometry</w:t>
       </w:r>
     </w:p>
     <w:p>
@@ -373,14 +334,17 @@
         <w:pStyle w:val="a9"/>
         <w:numPr>
           <w:ilvl w:val="0"/>
-          <w:numId w:val="12"/>
-        </w:numPr>
-      </w:pPr>
-      <w:r>
-        <w:rPr>
-          <w:rFonts w:hint="eastAsia"/>
-        </w:rPr>
-        <w:t>massing</w:t>
+          <w:numId w:val="18"/>
+        </w:numPr>
+      </w:pPr>
+      <w:r>
+        <w:t>A</w:t>
+      </w:r>
+      <w:r>
+        <w:rPr>
+          <w:rFonts w:hint="eastAsia"/>
+        </w:rPr>
+        <w:t>rticulation</w:t>
       </w:r>
     </w:p>
     <w:p>
@@ -390,6 +354,171 @@
           <w:ilvl w:val="0"/>
           <w:numId w:val="1"/>
         </w:numPr>
+        <w:rPr>
+          <w:rFonts w:hint="eastAsia"/>
+        </w:rPr>
+      </w:pPr>
+      <w:r>
+        <w:t>E</w:t>
+      </w:r>
+      <w:r>
+        <w:rPr>
+          <w:rFonts w:hint="eastAsia"/>
+        </w:rPr>
+        <w:t>nvelope</w:t>
+      </w:r>
+    </w:p>
+    <w:p>
+      <w:pPr>
+        <w:pStyle w:val="a9"/>
+        <w:numPr>
+          <w:ilvl w:val="0"/>
+          <w:numId w:val="16"/>
+        </w:numPr>
+      </w:pPr>
+      <w:r>
+        <w:t>S</w:t>
+      </w:r>
+      <w:r>
+        <w:rPr>
+          <w:rFonts w:hint="eastAsia"/>
+        </w:rPr>
+        <w:t>kin</w:t>
+      </w:r>
+    </w:p>
+    <w:p>
+      <w:pPr>
+        <w:pStyle w:val="a9"/>
+        <w:numPr>
+          <w:ilvl w:val="0"/>
+          <w:numId w:val="16"/>
+        </w:numPr>
+      </w:pPr>
+      <w:r>
+        <w:rPr>
+          <w:rFonts w:hint="eastAsia"/>
+        </w:rPr>
+        <w:t>facade</w:t>
+      </w:r>
+    </w:p>
+    <w:p>
+      <w:pPr>
+        <w:pStyle w:val="a9"/>
+        <w:numPr>
+          <w:ilvl w:val="0"/>
+          <w:numId w:val="1"/>
+        </w:numPr>
+      </w:pPr>
+      <w:r>
+        <w:rPr>
+          <w:rFonts w:hint="eastAsia"/>
+        </w:rPr>
+        <w:t>Issue</w:t>
+      </w:r>
+    </w:p>
+    <w:p>
+      <w:pPr>
+        <w:pStyle w:val="a9"/>
+        <w:numPr>
+          <w:ilvl w:val="0"/>
+          <w:numId w:val="17"/>
+        </w:numPr>
+      </w:pPr>
+      <w:r>
+        <w:t>D</w:t>
+      </w:r>
+      <w:r>
+        <w:rPr>
+          <w:rFonts w:hint="eastAsia"/>
+        </w:rPr>
+        <w:t xml:space="preserve">esign </w:t>
+      </w:r>
+      <w:r>
+        <w:t>C</w:t>
+      </w:r>
+      <w:r>
+        <w:rPr>
+          <w:rFonts w:hint="eastAsia"/>
+        </w:rPr>
+        <w:t>oncept</w:t>
+      </w:r>
+    </w:p>
+    <w:p>
+      <w:pPr>
+        <w:pStyle w:val="a9"/>
+        <w:numPr>
+          <w:ilvl w:val="0"/>
+          <w:numId w:val="17"/>
+        </w:numPr>
+      </w:pPr>
+      <w:r>
+        <w:t>A</w:t>
+      </w:r>
+      <w:r>
+        <w:rPr>
+          <w:rFonts w:hint="eastAsia"/>
+        </w:rPr>
+        <w:t>esthetics</w:t>
+      </w:r>
+    </w:p>
+    <w:p>
+      <w:pPr>
+        <w:pStyle w:val="a9"/>
+        <w:numPr>
+          <w:ilvl w:val="0"/>
+          <w:numId w:val="17"/>
+        </w:numPr>
+      </w:pPr>
+      <w:r>
+        <w:rPr>
+          <w:rFonts w:hint="eastAsia"/>
+        </w:rPr>
+        <w:t>Urban impact</w:t>
+      </w:r>
+    </w:p>
+    <w:p>
+      <w:pPr>
+        <w:pStyle w:val="a9"/>
+        <w:numPr>
+          <w:ilvl w:val="0"/>
+          <w:numId w:val="17"/>
+        </w:numPr>
+        <w:rPr>
+          <w:rFonts w:hint="eastAsia"/>
+        </w:rPr>
+      </w:pPr>
+      <w:r>
+        <w:t>C</w:t>
+      </w:r>
+      <w:r>
+        <w:rPr>
+          <w:rFonts w:hint="eastAsia"/>
+        </w:rPr>
+        <w:t>ultural significance</w:t>
+      </w:r>
+    </w:p>
+    <w:p>
+      <w:pPr>
+        <w:pStyle w:val="a9"/>
+        <w:numPr>
+          <w:ilvl w:val="0"/>
+          <w:numId w:val="17"/>
+        </w:numPr>
+        <w:rPr>
+          <w:rFonts w:hint="eastAsia"/>
+        </w:rPr>
+      </w:pPr>
+      <w:r>
+        <w:t>Controversy</w:t>
+      </w:r>
+    </w:p>
+    <w:p>
+      <w:pPr>
+        <w:pStyle w:val="a9"/>
+        <w:numPr>
+          <w:ilvl w:val="0"/>
+          <w:numId w:val="1"/>
+        </w:numPr>
       </w:pPr>
       <w:r>
         <w:t>S</w:t>
@@ -423,7 +552,19 @@
           <w:ilvl w:val="0"/>
           <w:numId w:val="13"/>
         </w:numPr>
-      </w:pPr>
+        <w:rPr>
+          <w:rFonts w:hint="eastAsia"/>
+        </w:rPr>
+      </w:pPr>
+      <w:r>
+        <w:t>L</w:t>
+      </w:r>
+      <w:r>
+        <w:rPr>
+          <w:rFonts w:hint="eastAsia"/>
+        </w:rPr>
+        <w:t>andscape</w:t>
+      </w:r>
     </w:p>
     <w:p>
       <w:pPr>
@@ -446,7 +587,14 @@
         </w:numPr>
       </w:pPr>
       <w:r>
-        <w:t>空間秩序</w:t>
+        <w:lastRenderedPageBreak/>
+        <w:t>P</w:t>
+      </w:r>
+      <w:r>
+        <w:rPr>
+          <w:rFonts w:hint="eastAsia"/>
+        </w:rPr>
+        <w:t>rogram area</w:t>
       </w:r>
     </w:p>
     <w:p>
@@ -458,7 +606,13 @@
         </w:numPr>
       </w:pPr>
       <w:r>
-        <w:t>Circulation</w:t>
+        <w:t>F</w:t>
+      </w:r>
+      <w:r>
+        <w:rPr>
+          <w:rFonts w:hint="eastAsia"/>
+        </w:rPr>
+        <w:t>unctional zone</w:t>
       </w:r>
     </w:p>
     <w:p>
@@ -469,11 +623,21 @@
           <w:numId w:val="14"/>
         </w:numPr>
       </w:pPr>
-      <w:proofErr w:type="spellStart"/>
+      <w:r>
+        <w:t>Circulation</w:t>
+      </w:r>
+    </w:p>
+    <w:p>
+      <w:pPr>
+        <w:pStyle w:val="a9"/>
+        <w:numPr>
+          <w:ilvl w:val="0"/>
+          <w:numId w:val="14"/>
+        </w:numPr>
+      </w:pPr>
       <w:r>
         <w:t>acessibility</w:t>
       </w:r>
-      <w:proofErr w:type="spellEnd"/>
     </w:p>
     <w:p>
       <w:pPr>
@@ -538,7 +702,6 @@
         </w:numPr>
       </w:pPr>
       <w:r>
-        <w:lastRenderedPageBreak/>
         <w:t>Consultant</w:t>
       </w:r>
     </w:p>
@@ -551,7 +714,159 @@
         </w:numPr>
       </w:pPr>
       <w:r>
-        <w:t>operator</w:t>
+        <w:t>O</w:t>
+      </w:r>
+      <w:r>
+        <w:t>perator</w:t>
+      </w:r>
+    </w:p>
+    <w:p/>
+    <w:p/>
+    <w:p>
+      <w:r>
+        <w:rPr>
+          <w:rFonts w:hint="eastAsia"/>
+        </w:rPr>
+        <w:t>圖片預處理</w:t>
+      </w:r>
+      <w:r>
+        <w:rPr>
+          <w:rFonts w:hint="eastAsia"/>
+        </w:rPr>
+        <w:t xml:space="preserve"> photo/drawing preprocess</w:t>
+      </w:r>
+    </w:p>
+    <w:p>
+      <w:r>
+        <w:rPr>
+          <w:rFonts w:hint="eastAsia"/>
+        </w:rPr>
+        <w:t>你是一位</w:t>
+      </w:r>
+      <w:r>
+        <w:rPr>
+          <w:rFonts w:hint="eastAsia"/>
+        </w:rPr>
+        <w:t>建築專業者與建築語意分析師</w:t>
+      </w:r>
+    </w:p>
+    <w:p>
+      <w:r>
+        <w:rPr>
+          <w:rFonts w:hint="eastAsia"/>
+        </w:rPr>
+        <w:t>以下</w:t>
+      </w:r>
+      <w:r>
+        <w:rPr>
+          <w:rFonts w:hint="eastAsia"/>
+        </w:rPr>
+        <w:t>檔案</w:t>
+      </w:r>
+      <w:r>
+        <w:rPr>
+          <w:rFonts w:hint="eastAsia"/>
+        </w:rPr>
+        <w:t>是台北表演藝術中心的資料</w:t>
+      </w:r>
+      <w:r>
+        <w:rPr>
+          <w:rFonts w:hint="eastAsia"/>
+        </w:rPr>
+        <w:t>，包含</w:t>
+      </w:r>
+      <w:r>
+        <w:rPr>
+          <w:rFonts w:hint="eastAsia"/>
+        </w:rPr>
+        <w:t>diagram, section, elevation, plan, detail, photo</w:t>
+      </w:r>
+      <w:r>
+        <w:rPr>
+          <w:rFonts w:hint="eastAsia"/>
+        </w:rPr>
+        <w:t>，</w:t>
+      </w:r>
+      <w:r>
+        <w:rPr>
+          <w:rFonts w:hint="eastAsia"/>
+        </w:rPr>
+        <w:t>請先分類，根據圖片類型</w:t>
+      </w:r>
+      <w:r>
+        <w:rPr>
+          <w:rFonts w:hint="eastAsia"/>
+        </w:rPr>
+        <w:t>從圖片萃取出任何建築知識，並加以結構化描述，請不要上網搜尋任何其他資料</w:t>
+      </w:r>
+      <w:r>
+        <w:rPr>
+          <w:rFonts w:hint="eastAsia"/>
+        </w:rPr>
+        <w:t>與相關資料</w:t>
+      </w:r>
+      <w:r>
+        <w:rPr>
+          <w:rFonts w:hint="eastAsia"/>
+        </w:rPr>
+        <w:t>。</w:t>
+      </w:r>
+    </w:p>
+    <w:p>
+      <w:pPr>
+        <w:rPr>
+          <w:rFonts w:hint="eastAsia"/>
+        </w:rPr>
+      </w:pPr>
+      <w:r>
+        <w:rPr>
+          <w:rFonts w:hint="eastAsia"/>
+        </w:rPr>
+        <w:t>如何快速抓取資料</w:t>
+      </w:r>
+    </w:p>
+    <w:p>
+      <w:pPr>
+        <w:rPr>
+          <w:rFonts w:hint="eastAsia"/>
+        </w:rPr>
+      </w:pPr>
+      <w:r>
+        <w:drawing>
+          <wp:inline distT="0" distB="0" distL="0" distR="0" wp14:anchorId="5E25F435" wp14:editId="77667E4C">
+            <wp:extent cx="5274310" cy="1727835"/>
+            <wp:effectExtent l="0" t="0" r="2540" b="5715"/>
+            <wp:docPr id="1827763128" name="圖片 1"/>
+            <wp:cNvGraphicFramePr>
+              <a:graphicFrameLocks xmlns:a="http://schemas.openxmlformats.org/drawingml/2006/main" noChangeAspect="1"/>
+            </wp:cNvGraphicFramePr>
+            <a:graphic xmlns:a="http://schemas.openxmlformats.org/drawingml/2006/main">
+              <a:graphicData uri="http://schemas.openxmlformats.org/drawingml/2006/picture">
+                <pic:pic xmlns:pic="http://schemas.openxmlformats.org/drawingml/2006/picture">
+                  <pic:nvPicPr>
+                    <pic:cNvPr id="1827763128" name=""/>
+                    <pic:cNvPicPr/>
+                  </pic:nvPicPr>
+                  <pic:blipFill>
+                    <a:blip r:embed="rId7"/>
+                    <a:stretch>
+                      <a:fillRect/>
+                    </a:stretch>
+                  </pic:blipFill>
+                  <pic:spPr>
+                    <a:xfrm>
+                      <a:off x="0" y="0"/>
+                      <a:ext cx="5274310" cy="1727835"/>
+                    </a:xfrm>
+                    <a:prstGeom prst="rect">
+                      <a:avLst/>
+                    </a:prstGeom>
+                  </pic:spPr>
+                </pic:pic>
+              </a:graphicData>
+            </a:graphic>
+          </wp:inline>
+        </w:drawing>
       </w:r>
     </w:p>
     <w:sectPr>
@@ -795,6 +1110,119 @@
     </w:lvl>
   </w:abstractNum>
   <w:abstractNum w:abstractNumId="2" w15:restartNumberingAfterBreak="0">
+    <w:nsid w:val="1CF22B02"/>
+    <w:multiLevelType w:val="hybridMultilevel"/>
+    <w:tmpl w:val="5D7E3EDA"/>
+    <w:lvl w:ilvl="0" w:tplc="04090001">
+      <w:start w:val="1"/>
+      <w:numFmt w:val="bullet"/>
+      <w:lvlText w:val=""/>
+      <w:lvlJc w:val="left"/>
+      <w:pPr>
+        <w:ind w:left="960" w:hanging="480"/>
+      </w:pPr>
+      <w:rPr>
+        <w:rFonts w:ascii="Wingdings" w:hAnsi="Wingdings" w:hint="default"/>
+      </w:rPr>
+    </w:lvl>
+    <w:lvl w:ilvl="1" w:tplc="04090003" w:tentative="1">
+      <w:start w:val="1"/>
+      <w:numFmt w:val="bullet"/>
+      <w:lvlText w:val=""/>
+      <w:lvlJc w:val="left"/>
+      <w:pPr>
+        <w:ind w:left="1440" w:hanging="480"/>
+      </w:pPr>
+      <w:rPr>
+        <w:rFonts w:ascii="Wingdings" w:hAnsi="Wingdings" w:hint="default"/>
+      </w:rPr>
+    </w:lvl>
+    <w:lvl w:ilvl="2" w:tplc="04090005" w:tentative="1">
+      <w:start w:val="1"/>
+      <w:numFmt w:val="bullet"/>
+      <w:lvlText w:val=""/>
+      <w:lvlJc w:val="left"/>
+      <w:pPr>
+        <w:ind w:left="1920" w:hanging="480"/>
+      </w:pPr>
+      <w:rPr>
+        <w:rFonts w:ascii="Wingdings" w:hAnsi="Wingdings" w:hint="default"/>
+      </w:rPr>
+    </w:lvl>
+    <w:lvl w:ilvl="3" w:tplc="04090001" w:tentative="1">
+      <w:start w:val="1"/>
+      <w:numFmt w:val="bullet"/>
+      <w:lvlText w:val=""/>
+      <w:lvlJc w:val="left"/>
+      <w:pPr>
+        <w:ind w:left="2400" w:hanging="480"/>
+      </w:pPr>
+      <w:rPr>
+        <w:rFonts w:ascii="Wingdings" w:hAnsi="Wingdings" w:hint="default"/>
+      </w:rPr>
+    </w:lvl>
+    <w:lvl w:ilvl="4" w:tplc="04090003" w:tentative="1">
+      <w:start w:val="1"/>
+      <w:numFmt w:val="bullet"/>
+      <w:lvlText w:val=""/>
+      <w:lvlJc w:val="left"/>
+      <w:pPr>
+        <w:ind w:left="2880" w:hanging="480"/>
+      </w:pPr>
+      <w:rPr>
+        <w:rFonts w:ascii="Wingdings" w:hAnsi="Wingdings" w:hint="default"/>
+      </w:rPr>
+    </w:lvl>
+    <w:lvl w:ilvl="5" w:tplc="04090005" w:tentative="1">
+      <w:start w:val="1"/>
+      <w:numFmt w:val="bullet"/>
+      <w:lvlText w:val=""/>
+      <w:lvlJc w:val="left"/>
+      <w:pPr>
+        <w:ind w:left="3360" w:hanging="480"/>
+      </w:pPr>
+      <w:rPr>
+        <w:rFonts w:ascii="Wingdings" w:hAnsi="Wingdings" w:hint="default"/>
+      </w:rPr>
+    </w:lvl>
+    <w:lvl w:ilvl="6" w:tplc="04090001" w:tentative="1">
+      <w:start w:val="1"/>
+      <w:numFmt w:val="bullet"/>
+      <w:lvlText w:val=""/>
+      <w:lvlJc w:val="left"/>
+      <w:pPr>
+        <w:ind w:left="3840" w:hanging="480"/>
+      </w:pPr>
+      <w:rPr>
+        <w:rFonts w:ascii="Wingdings" w:hAnsi="Wingdings" w:hint="default"/>
+      </w:rPr>
+    </w:lvl>
+    <w:lvl w:ilvl="7" w:tplc="04090003" w:tentative="1">
+      <w:start w:val="1"/>
+      <w:numFmt w:val="bullet"/>
+      <w:lvlText w:val=""/>
+      <w:lvlJc w:val="left"/>
+      <w:pPr>
+        <w:ind w:left="4320" w:hanging="480"/>
+      </w:pPr>
+      <w:rPr>
+        <w:rFonts w:ascii="Wingdings" w:hAnsi="Wingdings" w:hint="default"/>
+      </w:rPr>
+    </w:lvl>
+    <w:lvl w:ilvl="8" w:tplc="04090005" w:tentative="1">
+      <w:start w:val="1"/>
+      <w:numFmt w:val="bullet"/>
+      <w:lvlText w:val=""/>
+      <w:lvlJc w:val="left"/>
+      <w:pPr>
+        <w:ind w:left="4800" w:hanging="480"/>
+      </w:pPr>
+      <w:rPr>
+        <w:rFonts w:ascii="Wingdings" w:hAnsi="Wingdings" w:hint="default"/>
+      </w:rPr>
+    </w:lvl>
+  </w:abstractNum>
+  <w:abstractNum w:abstractNumId="3" w15:restartNumberingAfterBreak="0">
     <w:nsid w:val="1DE041B7"/>
     <w:multiLevelType w:val="hybridMultilevel"/>
     <w:tmpl w:val="8CA64508"/>
@@ -883,7 +1311,7 @@
       </w:pPr>
     </w:lvl>
   </w:abstractNum>
-  <w:abstractNum w:abstractNumId="3" w15:restartNumberingAfterBreak="0">
+  <w:abstractNum w:abstractNumId="4" w15:restartNumberingAfterBreak="0">
     <w:nsid w:val="294330A6"/>
     <w:multiLevelType w:val="hybridMultilevel"/>
     <w:tmpl w:val="8966B806"/>
@@ -972,7 +1400,7 @@
       </w:pPr>
     </w:lvl>
   </w:abstractNum>
-  <w:abstractNum w:abstractNumId="4" w15:restartNumberingAfterBreak="0">
+  <w:abstractNum w:abstractNumId="5" w15:restartNumberingAfterBreak="0">
     <w:nsid w:val="347E13F3"/>
     <w:multiLevelType w:val="hybridMultilevel"/>
     <w:tmpl w:val="EC5C25DA"/>
@@ -1061,7 +1489,7 @@
       </w:pPr>
     </w:lvl>
   </w:abstractNum>
-  <w:abstractNum w:abstractNumId="5" w15:restartNumberingAfterBreak="0">
+  <w:abstractNum w:abstractNumId="6" w15:restartNumberingAfterBreak="0">
     <w:nsid w:val="3840411B"/>
     <w:multiLevelType w:val="hybridMultilevel"/>
     <w:tmpl w:val="6A1E95EC"/>
@@ -1150,7 +1578,7 @@
       </w:pPr>
     </w:lvl>
   </w:abstractNum>
-  <w:abstractNum w:abstractNumId="6" w15:restartNumberingAfterBreak="0">
+  <w:abstractNum w:abstractNumId="7" w15:restartNumberingAfterBreak="0">
     <w:nsid w:val="40AC3E8A"/>
     <w:multiLevelType w:val="hybridMultilevel"/>
     <w:tmpl w:val="9EE8D63A"/>
@@ -1239,7 +1667,7 @@
       </w:pPr>
     </w:lvl>
   </w:abstractNum>
-  <w:abstractNum w:abstractNumId="7" w15:restartNumberingAfterBreak="0">
+  <w:abstractNum w:abstractNumId="8" w15:restartNumberingAfterBreak="0">
     <w:nsid w:val="41A46D3B"/>
     <w:multiLevelType w:val="hybridMultilevel"/>
     <w:tmpl w:val="2AE02300"/>
@@ -1328,7 +1756,7 @@
       </w:pPr>
     </w:lvl>
   </w:abstractNum>
-  <w:abstractNum w:abstractNumId="8" w15:restartNumberingAfterBreak="0">
+  <w:abstractNum w:abstractNumId="9" w15:restartNumberingAfterBreak="0">
     <w:nsid w:val="46A90159"/>
     <w:multiLevelType w:val="hybridMultilevel"/>
     <w:tmpl w:val="CC6ABE3A"/>
@@ -1417,7 +1845,7 @@
       </w:pPr>
     </w:lvl>
   </w:abstractNum>
-  <w:abstractNum w:abstractNumId="9" w15:restartNumberingAfterBreak="0">
+  <w:abstractNum w:abstractNumId="10" w15:restartNumberingAfterBreak="0">
     <w:nsid w:val="56FA716F"/>
     <w:multiLevelType w:val="hybridMultilevel"/>
     <w:tmpl w:val="22EE76FC"/>
@@ -1506,7 +1934,99 @@
       </w:pPr>
     </w:lvl>
   </w:abstractNum>
-  <w:abstractNum w:abstractNumId="10" w15:restartNumberingAfterBreak="0">
+  <w:abstractNum w:abstractNumId="11" w15:restartNumberingAfterBreak="0">
+    <w:nsid w:val="5D066F3E"/>
+    <w:multiLevelType w:val="hybridMultilevel"/>
+    <w:tmpl w:val="8EE0A174"/>
+    <w:lvl w:ilvl="0" w:tplc="04090001">
+      <w:start w:val="1"/>
+      <w:numFmt w:val="bullet"/>
+      <w:lvlText w:val=""/>
+      <w:lvlJc w:val="left"/>
+      <w:pPr>
+        <w:ind w:left="960" w:hanging="480"/>
+      </w:pPr>
+      <w:rPr>
+        <w:rFonts w:ascii="Wingdings" w:hAnsi="Wingdings" w:hint="default"/>
+      </w:rPr>
+    </w:lvl>
+    <w:lvl w:ilvl="1" w:tplc="FFFFFFFF">
+      <w:start w:val="1"/>
+      <w:numFmt w:val="lowerLetter"/>
+      <w:lvlText w:val="%2."/>
+      <w:lvlJc w:val="left"/>
+      <w:pPr>
+        <w:ind w:left="1440" w:hanging="480"/>
+      </w:pPr>
+      <w:rPr>
+        <w:rFonts w:hint="eastAsia"/>
+      </w:rPr>
+    </w:lvl>
+    <w:lvl w:ilvl="2" w:tplc="FFFFFFFF" w:tentative="1">
+      <w:start w:val="1"/>
+      <w:numFmt w:val="lowerRoman"/>
+      <w:lvlText w:val="%3."/>
+      <w:lvlJc w:val="right"/>
+      <w:pPr>
+        <w:ind w:left="1920" w:hanging="480"/>
+      </w:pPr>
+    </w:lvl>
+    <w:lvl w:ilvl="3" w:tplc="FFFFFFFF" w:tentative="1">
+      <w:start w:val="1"/>
+      <w:numFmt w:val="decimal"/>
+      <w:lvlText w:val="%4."/>
+      <w:lvlJc w:val="left"/>
+      <w:pPr>
+        <w:ind w:left="2400" w:hanging="480"/>
+      </w:pPr>
+    </w:lvl>
+    <w:lvl w:ilvl="4" w:tplc="FFFFFFFF" w:tentative="1">
+      <w:start w:val="1"/>
+      <w:numFmt w:val="ideographTraditional"/>
+      <w:lvlText w:val="%5、"/>
+      <w:lvlJc w:val="left"/>
+      <w:pPr>
+        <w:ind w:left="2880" w:hanging="480"/>
+      </w:pPr>
+    </w:lvl>
+    <w:lvl w:ilvl="5" w:tplc="FFFFFFFF" w:tentative="1">
+      <w:start w:val="1"/>
+      <w:numFmt w:val="lowerRoman"/>
+      <w:lvlText w:val="%6."/>
+      <w:lvlJc w:val="right"/>
+      <w:pPr>
+        <w:ind w:left="3360" w:hanging="480"/>
+      </w:pPr>
+    </w:lvl>
+    <w:lvl w:ilvl="6" w:tplc="FFFFFFFF" w:tentative="1">
+      <w:start w:val="1"/>
+      <w:numFmt w:val="decimal"/>
+      <w:lvlText w:val="%7."/>
+      <w:lvlJc w:val="left"/>
+      <w:pPr>
+        <w:ind w:left="3840" w:hanging="480"/>
+      </w:pPr>
+    </w:lvl>
+    <w:lvl w:ilvl="7" w:tplc="FFFFFFFF" w:tentative="1">
+      <w:start w:val="1"/>
+      <w:numFmt w:val="ideographTraditional"/>
+      <w:lvlText w:val="%8、"/>
+      <w:lvlJc w:val="left"/>
+      <w:pPr>
+        <w:ind w:left="4320" w:hanging="480"/>
+      </w:pPr>
+    </w:lvl>
+    <w:lvl w:ilvl="8" w:tplc="FFFFFFFF" w:tentative="1">
+      <w:start w:val="1"/>
+      <w:numFmt w:val="lowerRoman"/>
+      <w:lvlText w:val="%9."/>
+      <w:lvlJc w:val="right"/>
+      <w:pPr>
+        <w:ind w:left="4800" w:hanging="480"/>
+      </w:pPr>
+    </w:lvl>
+  </w:abstractNum>
+  <w:abstractNum w:abstractNumId="12" w15:restartNumberingAfterBreak="0">
     <w:nsid w:val="5DBB0E9D"/>
     <w:multiLevelType w:val="hybridMultilevel"/>
     <w:tmpl w:val="3028D98A"/>
@@ -1595,7 +2115,7 @@
       </w:pPr>
     </w:lvl>
   </w:abstractNum>
-  <w:abstractNum w:abstractNumId="11" w15:restartNumberingAfterBreak="0">
+  <w:abstractNum w:abstractNumId="13" w15:restartNumberingAfterBreak="0">
     <w:nsid w:val="60277A0B"/>
     <w:multiLevelType w:val="hybridMultilevel"/>
     <w:tmpl w:val="9F08A40A"/>
@@ -1684,7 +2204,7 @@
       </w:pPr>
     </w:lvl>
   </w:abstractNum>
-  <w:abstractNum w:abstractNumId="12" w15:restartNumberingAfterBreak="0">
+  <w:abstractNum w:abstractNumId="14" w15:restartNumberingAfterBreak="0">
     <w:nsid w:val="67270297"/>
     <w:multiLevelType w:val="hybridMultilevel"/>
     <w:tmpl w:val="4C68BFBA"/>
@@ -1773,7 +2293,7 @@
       </w:pPr>
     </w:lvl>
   </w:abstractNum>
-  <w:abstractNum w:abstractNumId="13" w15:restartNumberingAfterBreak="0">
+  <w:abstractNum w:abstractNumId="15" w15:restartNumberingAfterBreak="0">
     <w:nsid w:val="72322A56"/>
     <w:multiLevelType w:val="hybridMultilevel"/>
     <w:tmpl w:val="C090D3C2"/>
@@ -1862,7 +2382,99 @@
       </w:pPr>
     </w:lvl>
   </w:abstractNum>
-  <w:abstractNum w:abstractNumId="14" w15:restartNumberingAfterBreak="0">
+  <w:abstractNum w:abstractNumId="16" w15:restartNumberingAfterBreak="0">
+    <w:nsid w:val="79684D21"/>
+    <w:multiLevelType w:val="hybridMultilevel"/>
+    <w:tmpl w:val="AEC43B2A"/>
+    <w:lvl w:ilvl="0" w:tplc="04090001">
+      <w:start w:val="1"/>
+      <w:numFmt w:val="bullet"/>
+      <w:lvlText w:val=""/>
+      <w:lvlJc w:val="left"/>
+      <w:pPr>
+        <w:ind w:left="960" w:hanging="480"/>
+      </w:pPr>
+      <w:rPr>
+        <w:rFonts w:ascii="Wingdings" w:hAnsi="Wingdings" w:hint="default"/>
+      </w:rPr>
+    </w:lvl>
+    <w:lvl w:ilvl="1" w:tplc="FFFFFFFF">
+      <w:start w:val="1"/>
+      <w:numFmt w:val="lowerLetter"/>
+      <w:lvlText w:val="%2."/>
+      <w:lvlJc w:val="left"/>
+      <w:pPr>
+        <w:ind w:left="1440" w:hanging="480"/>
+      </w:pPr>
+      <w:rPr>
+        <w:rFonts w:hint="eastAsia"/>
+      </w:rPr>
+    </w:lvl>
+    <w:lvl w:ilvl="2" w:tplc="FFFFFFFF" w:tentative="1">
+      <w:start w:val="1"/>
+      <w:numFmt w:val="lowerRoman"/>
+      <w:lvlText w:val="%3."/>
+      <w:lvlJc w:val="right"/>
+      <w:pPr>
+        <w:ind w:left="1920" w:hanging="480"/>
+      </w:pPr>
+    </w:lvl>
+    <w:lvl w:ilvl="3" w:tplc="FFFFFFFF" w:tentative="1">
+      <w:start w:val="1"/>
+      <w:numFmt w:val="decimal"/>
+      <w:lvlText w:val="%4."/>
+      <w:lvlJc w:val="left"/>
+      <w:pPr>
+        <w:ind w:left="2400" w:hanging="480"/>
+      </w:pPr>
+    </w:lvl>
+    <w:lvl w:ilvl="4" w:tplc="FFFFFFFF" w:tentative="1">
+      <w:start w:val="1"/>
+      <w:numFmt w:val="ideographTraditional"/>
+      <w:lvlText w:val="%5、"/>
+      <w:lvlJc w:val="left"/>
+      <w:pPr>
+        <w:ind w:left="2880" w:hanging="480"/>
+      </w:pPr>
+    </w:lvl>
+    <w:lvl w:ilvl="5" w:tplc="FFFFFFFF" w:tentative="1">
+      <w:start w:val="1"/>
+      <w:numFmt w:val="lowerRoman"/>
+      <w:lvlText w:val="%6."/>
+      <w:lvlJc w:val="right"/>
+      <w:pPr>
+        <w:ind w:left="3360" w:hanging="480"/>
+      </w:pPr>
+    </w:lvl>
+    <w:lvl w:ilvl="6" w:tplc="FFFFFFFF" w:tentative="1">
+      <w:start w:val="1"/>
+      <w:numFmt w:val="decimal"/>
+      <w:lvlText w:val="%7."/>
+      <w:lvlJc w:val="left"/>
+      <w:pPr>
+        <w:ind w:left="3840" w:hanging="480"/>
+      </w:pPr>
+    </w:lvl>
+    <w:lvl w:ilvl="7" w:tplc="FFFFFFFF" w:tentative="1">
+      <w:start w:val="1"/>
+      <w:numFmt w:val="ideographTraditional"/>
+      <w:lvlText w:val="%8、"/>
+      <w:lvlJc w:val="left"/>
+      <w:pPr>
+        <w:ind w:left="4320" w:hanging="480"/>
+      </w:pPr>
+    </w:lvl>
+    <w:lvl w:ilvl="8" w:tplc="FFFFFFFF" w:tentative="1">
+      <w:start w:val="1"/>
+      <w:numFmt w:val="lowerRoman"/>
+      <w:lvlText w:val="%9."/>
+      <w:lvlJc w:val="right"/>
+      <w:pPr>
+        <w:ind w:left="4800" w:hanging="480"/>
+      </w:pPr>
+    </w:lvl>
+  </w:abstractNum>
+  <w:abstractNum w:abstractNumId="17" w15:restartNumberingAfterBreak="0">
     <w:nsid w:val="7C5466F5"/>
     <w:multiLevelType w:val="hybridMultilevel"/>
     <w:tmpl w:val="8966B806"/>
@@ -1952,49 +2564,58 @@
     </w:lvl>
   </w:abstractNum>
   <w:num w:numId="1" w16cid:durableId="2046170418">
+    <w:abstractNumId w:val="12"/>
+  </w:num>
+  <w:num w:numId="2" w16cid:durableId="513957913">
     <w:abstractNumId w:val="10"/>
   </w:num>
-  <w:num w:numId="2" w16cid:durableId="513957913">
-    <w:abstractNumId w:val="9"/>
-  </w:num>
   <w:num w:numId="3" w16cid:durableId="1424491315">
-    <w:abstractNumId w:val="11"/>
+    <w:abstractNumId w:val="13"/>
   </w:num>
   <w:num w:numId="4" w16cid:durableId="1795367727">
-    <w:abstractNumId w:val="13"/>
+    <w:abstractNumId w:val="15"/>
   </w:num>
   <w:num w:numId="5" w16cid:durableId="2069692732">
-    <w:abstractNumId w:val="14"/>
+    <w:abstractNumId w:val="17"/>
   </w:num>
   <w:num w:numId="6" w16cid:durableId="583027598">
     <w:abstractNumId w:val="0"/>
   </w:num>
   <w:num w:numId="7" w16cid:durableId="85224836">
-    <w:abstractNumId w:val="3"/>
+    <w:abstractNumId w:val="4"/>
   </w:num>
   <w:num w:numId="8" w16cid:durableId="422537051">
+    <w:abstractNumId w:val="9"/>
+  </w:num>
+  <w:num w:numId="9" w16cid:durableId="2026054942">
+    <w:abstractNumId w:val="14"/>
+  </w:num>
+  <w:num w:numId="10" w16cid:durableId="1353914970">
     <w:abstractNumId w:val="8"/>
   </w:num>
-  <w:num w:numId="9" w16cid:durableId="2026054942">
-    <w:abstractNumId w:val="12"/>
-  </w:num>
-  <w:num w:numId="10" w16cid:durableId="1353914970">
-    <w:abstractNumId w:val="7"/>
-  </w:num>
   <w:num w:numId="11" w16cid:durableId="250747521">
-    <w:abstractNumId w:val="4"/>
+    <w:abstractNumId w:val="5"/>
   </w:num>
   <w:num w:numId="12" w16cid:durableId="1877966530">
-    <w:abstractNumId w:val="5"/>
+    <w:abstractNumId w:val="6"/>
   </w:num>
   <w:num w:numId="13" w16cid:durableId="93744203">
-    <w:abstractNumId w:val="6"/>
+    <w:abstractNumId w:val="7"/>
   </w:num>
   <w:num w:numId="14" w16cid:durableId="431976068">
     <w:abstractNumId w:val="1"/>
   </w:num>
   <w:num w:numId="15" w16cid:durableId="1314721987">
+    <w:abstractNumId w:val="3"/>
+  </w:num>
+  <w:num w:numId="16" w16cid:durableId="1924603707">
+    <w:abstractNumId w:val="11"/>
+  </w:num>
+  <w:num w:numId="17" w16cid:durableId="577402691">
     <w:abstractNumId w:val="2"/>
+  </w:num>
+  <w:num w:numId="18" w16cid:durableId="795105774">
+    <w:abstractNumId w:val="16"/>
   </w:num>
 </w:numbering>
 </file>
@@ -2604,7 +3225,6 @@
   <w:style w:type="character" w:default="1" w:styleId="a0">
     <w:name w:val="Default Paragraph Font"/>
     <w:uiPriority w:val="1"/>
-    <w:semiHidden/>
     <w:unhideWhenUsed/>
   </w:style>
   <w:style w:type="table" w:default="1" w:styleId="a1">

--- a/prompt 庫/0603prompt.docx
+++ b/prompt 庫/0603prompt.docx
@@ -14,28 +14,7 @@
         <w:rPr>
           <w:rFonts w:hint="eastAsia"/>
         </w:rPr>
-        <w:t>請根據以下資料要求，萃取出「台北表演藝術中心</w:t>
-      </w:r>
-      <w:r>
-        <w:rPr>
-          <w:rFonts w:hint="eastAsia"/>
-        </w:rPr>
-        <w:t>(</w:t>
-      </w:r>
-      <w:r>
-        <w:t>Taipei Performing Arts Center</w:t>
-      </w:r>
-      <w:r>
-        <w:rPr>
-          <w:rFonts w:hint="eastAsia"/>
-        </w:rPr>
-        <w:t>)</w:t>
-      </w:r>
-      <w:r>
-        <w:rPr>
-          <w:rFonts w:hint="eastAsia"/>
-        </w:rPr>
-        <w:t>」建築案例的資料</w:t>
+        <w:t>請根據以下資料要求，萃取出建築案例的資料</w:t>
       </w:r>
     </w:p>
     <w:p>
@@ -283,6 +262,7 @@
           <w:numId w:val="1"/>
         </w:numPr>
       </w:pPr>
+      <w:proofErr w:type="gramStart"/>
       <w:r>
         <w:t>F</w:t>
       </w:r>
@@ -292,6 +272,7 @@
         </w:rPr>
         <w:t>orm</w:t>
       </w:r>
+      <w:proofErr w:type="gramEnd"/>
     </w:p>
     <w:p>
       <w:pPr>
@@ -354,9 +335,6 @@
           <w:ilvl w:val="0"/>
           <w:numId w:val="1"/>
         </w:numPr>
-        <w:rPr>
-          <w:rFonts w:hint="eastAsia"/>
-        </w:rPr>
       </w:pPr>
       <w:r>
         <w:t>E</w:t>
@@ -483,9 +461,6 @@
           <w:ilvl w:val="0"/>
           <w:numId w:val="17"/>
         </w:numPr>
-        <w:rPr>
-          <w:rFonts w:hint="eastAsia"/>
-        </w:rPr>
       </w:pPr>
       <w:r>
         <w:t>C</w:t>
@@ -504,9 +479,6 @@
           <w:ilvl w:val="0"/>
           <w:numId w:val="17"/>
         </w:numPr>
-        <w:rPr>
-          <w:rFonts w:hint="eastAsia"/>
-        </w:rPr>
       </w:pPr>
       <w:r>
         <w:t>Controversy</w:t>
@@ -552,9 +524,6 @@
           <w:ilvl w:val="0"/>
           <w:numId w:val="13"/>
         </w:numPr>
-        <w:rPr>
-          <w:rFonts w:hint="eastAsia"/>
-        </w:rPr>
       </w:pPr>
       <w:r>
         <w:t>L</w:t>
@@ -587,7 +556,6 @@
         </w:numPr>
       </w:pPr>
       <w:r>
-        <w:lastRenderedPageBreak/>
         <w:t>P</w:t>
       </w:r>
       <w:r>
@@ -606,6 +574,7 @@
         </w:numPr>
       </w:pPr>
       <w:r>
+        <w:lastRenderedPageBreak/>
         <w:t>F</w:t>
       </w:r>
       <w:r>
@@ -635,9 +604,11 @@
           <w:numId w:val="14"/>
         </w:numPr>
       </w:pPr>
+      <w:proofErr w:type="spellStart"/>
       <w:r>
         <w:t>acessibility</w:t>
       </w:r>
+      <w:proofErr w:type="spellEnd"/>
     </w:p>
     <w:p>
       <w:pPr>
@@ -813,11 +784,6 @@
       </w:r>
     </w:p>
     <w:p>
-      <w:pPr>
-        <w:rPr>
-          <w:rFonts w:hint="eastAsia"/>
-        </w:rPr>
-      </w:pPr>
       <w:r>
         <w:rPr>
           <w:rFonts w:hint="eastAsia"/>
@@ -826,12 +792,10 @@
       </w:r>
     </w:p>
     <w:p>
-      <w:pPr>
-        <w:rPr>
-          <w:rFonts w:hint="eastAsia"/>
-        </w:rPr>
-      </w:pPr>
-      <w:r>
+      <w:r>
+        <w:rPr>
+          <w:noProof/>
+        </w:rPr>
         <w:drawing>
           <wp:inline distT="0" distB="0" distL="0" distR="0" wp14:anchorId="5E25F435" wp14:editId="77667E4C">
             <wp:extent cx="5274310" cy="1727835"/>
@@ -869,6 +833,1779 @@
         </w:drawing>
       </w:r>
     </w:p>
+    <w:p/>
+    <w:p/>
+    <w:p/>
+    <w:p/>
+    <w:p/>
+    <w:p>
+      <w:pPr>
+        <w:rPr>
+          <w:rFonts w:hint="eastAsia"/>
+        </w:rPr>
+      </w:pPr>
+      <w:r>
+        <w:rPr>
+          <w:rFonts w:hint="eastAsia"/>
+        </w:rPr>
+        <w:lastRenderedPageBreak/>
+        <w:t>你是一位資深的建築語意分析師與空間知識圖譜專家。請根據以下兩份資料進行語意解析與模組化建構，輸出該劇院</w:t>
+      </w:r>
+      <w:r>
+        <w:rPr>
+          <w:rFonts w:hint="eastAsia"/>
+        </w:rPr>
+        <w:t>/</w:t>
+      </w:r>
+      <w:r>
+        <w:rPr>
+          <w:rFonts w:hint="eastAsia"/>
+        </w:rPr>
+        <w:t>建築案例的</w:t>
+      </w:r>
+      <w:r>
+        <w:rPr>
+          <w:rFonts w:hint="eastAsia"/>
+        </w:rPr>
+        <w:t xml:space="preserve"> Precedent DNA</w:t>
+      </w:r>
+      <w:r>
+        <w:rPr>
+          <w:rFonts w:hint="eastAsia"/>
+        </w:rPr>
+        <w:t>，涵蓋四大模組（</w:t>
+      </w:r>
+      <w:r>
+        <w:rPr>
+          <w:rFonts w:hint="eastAsia"/>
+        </w:rPr>
+        <w:t>Gene A</w:t>
+      </w:r>
+      <w:proofErr w:type="gramStart"/>
+      <w:r>
+        <w:rPr>
+          <w:rFonts w:hint="eastAsia"/>
+        </w:rPr>
+        <w:t>–</w:t>
+      </w:r>
+      <w:proofErr w:type="gramEnd"/>
+      <w:r>
+        <w:rPr>
+          <w:rFonts w:hint="eastAsia"/>
+        </w:rPr>
+        <w:t>D</w:t>
+      </w:r>
+      <w:r>
+        <w:rPr>
+          <w:rFonts w:hint="eastAsia"/>
+        </w:rPr>
+        <w:t>），並以條列式方式明確分類。</w:t>
+      </w:r>
+    </w:p>
+    <w:p/>
+    <w:p>
+      <w:pPr>
+        <w:rPr>
+          <w:rFonts w:hint="eastAsia"/>
+        </w:rPr>
+      </w:pPr>
+      <w:r>
+        <w:rPr>
+          <w:rFonts w:hint="eastAsia"/>
+        </w:rPr>
+        <w:t>請深度整合以下兩份輸入資料：</w:t>
+      </w:r>
+    </w:p>
+    <w:p>
+      <w:pPr>
+        <w:rPr>
+          <w:rFonts w:hint="eastAsia"/>
+        </w:rPr>
+      </w:pPr>
+      <w:r>
+        <w:rPr>
+          <w:rFonts w:hint="eastAsia"/>
+        </w:rPr>
+        <w:t>1.</w:t>
+      </w:r>
+      <w:r>
+        <w:rPr>
+          <w:rFonts w:hint="eastAsia"/>
+        </w:rPr>
+        <w:t>文字說明：主要提供案例之基地條件、設計意圖、劇場機能設定、操作營運策略與空間整體觀。</w:t>
+      </w:r>
+    </w:p>
+    <w:p>
+      <w:pPr>
+        <w:rPr>
+          <w:rFonts w:hint="eastAsia"/>
+        </w:rPr>
+      </w:pPr>
+      <w:r>
+        <w:rPr>
+          <w:rFonts w:hint="eastAsia"/>
+        </w:rPr>
+        <w:t>2.</w:t>
+      </w:r>
+      <w:r>
+        <w:rPr>
+          <w:rFonts w:hint="eastAsia"/>
+        </w:rPr>
+        <w:t>空間構成補充資料</w:t>
+      </w:r>
+      <w:r>
+        <w:rPr>
+          <w:rFonts w:hint="eastAsia"/>
+        </w:rPr>
+        <w:t xml:space="preserve"> (preprocess)</w:t>
+      </w:r>
+      <w:r>
+        <w:rPr>
+          <w:rFonts w:hint="eastAsia"/>
+        </w:rPr>
+        <w:t>：提供由建築平立剖面、照片及分析圖轉譯而來的空間語彙（</w:t>
+      </w:r>
+      <w:r>
+        <w:rPr>
+          <w:rFonts w:hint="eastAsia"/>
+        </w:rPr>
+        <w:t>Vocabulary</w:t>
+      </w:r>
+      <w:r>
+        <w:rPr>
+          <w:rFonts w:hint="eastAsia"/>
+        </w:rPr>
+        <w:t>）、語意關係（</w:t>
+      </w:r>
+      <w:r>
+        <w:rPr>
+          <w:rFonts w:hint="eastAsia"/>
+        </w:rPr>
+        <w:t>Semantic Relations</w:t>
+      </w:r>
+      <w:r>
+        <w:rPr>
+          <w:rFonts w:hint="eastAsia"/>
+        </w:rPr>
+        <w:t>）與整體空間印象（</w:t>
+      </w:r>
+      <w:r>
+        <w:rPr>
+          <w:rFonts w:hint="eastAsia"/>
+        </w:rPr>
+        <w:t>Overall Spatial Impression</w:t>
+      </w:r>
+      <w:r>
+        <w:rPr>
+          <w:rFonts w:hint="eastAsia"/>
+        </w:rPr>
+        <w:t>），主要用以支援</w:t>
+      </w:r>
+      <w:r>
+        <w:rPr>
+          <w:rFonts w:hint="eastAsia"/>
+        </w:rPr>
+        <w:t xml:space="preserve"> </w:t>
+      </w:r>
+      <w:proofErr w:type="spellStart"/>
+      <w:r>
+        <w:rPr>
+          <w:rFonts w:hint="eastAsia"/>
+        </w:rPr>
+        <w:t>Gene_C</w:t>
+      </w:r>
+      <w:proofErr w:type="spellEnd"/>
+      <w:r>
+        <w:rPr>
+          <w:rFonts w:hint="eastAsia"/>
+        </w:rPr>
+        <w:t xml:space="preserve"> </w:t>
+      </w:r>
+      <w:r>
+        <w:rPr>
+          <w:rFonts w:hint="eastAsia"/>
+        </w:rPr>
+        <w:t>的建構。</w:t>
+      </w:r>
+    </w:p>
+    <w:p/>
+    <w:p>
+      <w:r>
+        <w:t>---</w:t>
+      </w:r>
+    </w:p>
+    <w:p/>
+    <w:p>
+      <w:pPr>
+        <w:rPr>
+          <w:rFonts w:hint="eastAsia"/>
+        </w:rPr>
+      </w:pPr>
+      <w:r>
+        <w:rPr>
+          <w:rFonts w:hint="eastAsia"/>
+        </w:rPr>
+        <w:t>請輸出下列四項</w:t>
+      </w:r>
+      <w:r>
+        <w:rPr>
+          <w:rFonts w:hint="eastAsia"/>
+        </w:rPr>
+        <w:t xml:space="preserve"> Gene</w:t>
+      </w:r>
+      <w:r>
+        <w:rPr>
+          <w:rFonts w:hint="eastAsia"/>
+        </w:rPr>
+        <w:t>（請以清單格式條列，分類清楚，語意精簡專業，使用建築專業術語）：</w:t>
+      </w:r>
+    </w:p>
+    <w:p/>
+    <w:p>
+      <w:pPr>
+        <w:rPr>
+          <w:rFonts w:hint="eastAsia"/>
+          <w:b/>
+          <w:bCs/>
+        </w:rPr>
+      </w:pPr>
+      <w:proofErr w:type="spellStart"/>
+      <w:r>
+        <w:rPr>
+          <w:rFonts w:hint="eastAsia"/>
+          <w:b/>
+          <w:bCs/>
+        </w:rPr>
+        <w:t>Gene_A</w:t>
+      </w:r>
+      <w:proofErr w:type="spellEnd"/>
+      <w:r>
+        <w:rPr>
+          <w:rFonts w:hint="eastAsia"/>
+          <w:b/>
+          <w:bCs/>
+        </w:rPr>
+        <w:t>：</w:t>
+      </w:r>
+      <w:r>
+        <w:rPr>
+          <w:rFonts w:hint="eastAsia"/>
+          <w:b/>
+          <w:bCs/>
+        </w:rPr>
+        <w:t xml:space="preserve">Conditions </w:t>
+      </w:r>
+      <w:r>
+        <w:rPr>
+          <w:rFonts w:hint="eastAsia"/>
+          <w:b/>
+          <w:bCs/>
+        </w:rPr>
+        <w:t>條件與脈絡</w:t>
+      </w:r>
+    </w:p>
+    <w:p>
+      <w:pPr>
+        <w:rPr>
+          <w:rFonts w:hint="eastAsia"/>
+        </w:rPr>
+      </w:pPr>
+      <w:r>
+        <w:rPr>
+          <w:rFonts w:hint="eastAsia"/>
+        </w:rPr>
+        <w:t>說明此建築的外部邊界與基本設定，須包含以下子項</w:t>
+      </w:r>
+      <w:proofErr w:type="gramStart"/>
+      <w:r>
+        <w:rPr>
+          <w:rFonts w:hint="eastAsia"/>
+        </w:rPr>
+        <w:t>（</w:t>
+      </w:r>
+      <w:proofErr w:type="gramEnd"/>
+      <w:r>
+        <w:rPr>
+          <w:rFonts w:hint="eastAsia"/>
+        </w:rPr>
+        <w:t>若無提及，請根據常識與建築經驗合理推測並註記「</w:t>
+      </w:r>
+      <w:proofErr w:type="gramStart"/>
+      <w:r>
+        <w:rPr>
+          <w:rFonts w:hint="eastAsia"/>
+        </w:rPr>
+        <w:t>（</w:t>
+      </w:r>
+      <w:proofErr w:type="gramEnd"/>
+      <w:r>
+        <w:rPr>
+          <w:rFonts w:hint="eastAsia"/>
+        </w:rPr>
+        <w:t>推測</w:t>
+      </w:r>
+      <w:proofErr w:type="gramStart"/>
+      <w:r>
+        <w:rPr>
+          <w:rFonts w:hint="eastAsia"/>
+        </w:rPr>
+        <w:t>）</w:t>
+      </w:r>
+      <w:proofErr w:type="gramEnd"/>
+      <w:r>
+        <w:rPr>
+          <w:rFonts w:hint="eastAsia"/>
+        </w:rPr>
+        <w:t>」</w:t>
+      </w:r>
+      <w:proofErr w:type="gramStart"/>
+      <w:r>
+        <w:rPr>
+          <w:rFonts w:hint="eastAsia"/>
+        </w:rPr>
+        <w:t>）</w:t>
+      </w:r>
+      <w:proofErr w:type="gramEnd"/>
+      <w:r>
+        <w:rPr>
+          <w:rFonts w:hint="eastAsia"/>
+        </w:rPr>
+        <w:t>：</w:t>
+      </w:r>
+    </w:p>
+    <w:p>
+      <w:pPr>
+        <w:pStyle w:val="a9"/>
+        <w:numPr>
+          <w:ilvl w:val="0"/>
+          <w:numId w:val="19"/>
+        </w:numPr>
+        <w:rPr>
+          <w:rFonts w:hint="eastAsia"/>
+        </w:rPr>
+      </w:pPr>
+      <w:r>
+        <w:rPr>
+          <w:rFonts w:hint="eastAsia"/>
+        </w:rPr>
+        <w:t>Identity &amp; Scale</w:t>
+      </w:r>
+      <w:r>
+        <w:rPr>
+          <w:rFonts w:hint="eastAsia"/>
+        </w:rPr>
+        <w:t>（定位與規模）：建築</w:t>
+      </w:r>
+      <w:r>
+        <w:rPr>
+          <w:rFonts w:hint="eastAsia"/>
+        </w:rPr>
+        <w:t>/</w:t>
+      </w:r>
+      <w:r>
+        <w:rPr>
+          <w:rFonts w:hint="eastAsia"/>
+        </w:rPr>
+        <w:t>劇場名稱、劇場定位層級（如國家級、地方綜合型）、總樓地板面積</w:t>
+      </w:r>
+      <w:r>
+        <w:rPr>
+          <w:rFonts w:hint="eastAsia"/>
+        </w:rPr>
+        <w:t xml:space="preserve"> (GFA)</w:t>
+      </w:r>
+      <w:r>
+        <w:rPr>
+          <w:rFonts w:hint="eastAsia"/>
+        </w:rPr>
+        <w:t>、總座位數（若有分廳請列出各自規模，如大劇院、黑盒子）。</w:t>
+      </w:r>
+    </w:p>
+    <w:p>
+      <w:pPr>
+        <w:pStyle w:val="a9"/>
+        <w:numPr>
+          <w:ilvl w:val="0"/>
+          <w:numId w:val="19"/>
+        </w:numPr>
+        <w:rPr>
+          <w:rFonts w:hint="eastAsia"/>
+        </w:rPr>
+      </w:pPr>
+      <w:r>
+        <w:rPr>
+          <w:rFonts w:hint="eastAsia"/>
+        </w:rPr>
+        <w:t>Location &amp; Context</w:t>
+      </w:r>
+      <w:r>
+        <w:rPr>
+          <w:rFonts w:hint="eastAsia"/>
+        </w:rPr>
+        <w:t>（地點與環境）：</w:t>
+      </w:r>
+      <w:proofErr w:type="gramStart"/>
+      <w:r>
+        <w:rPr>
+          <w:rFonts w:hint="eastAsia"/>
+        </w:rPr>
+        <w:t>洲別</w:t>
+      </w:r>
+      <w:proofErr w:type="gramEnd"/>
+      <w:r>
+        <w:rPr>
+          <w:rFonts w:hint="eastAsia"/>
+        </w:rPr>
+        <w:t>、國家、城市、基地所處的城市紋理或人口脈絡（如高密度都市中心、濱水重劃區）。</w:t>
+      </w:r>
+    </w:p>
+    <w:p>
+      <w:pPr>
+        <w:pStyle w:val="a9"/>
+        <w:numPr>
+          <w:ilvl w:val="0"/>
+          <w:numId w:val="19"/>
+        </w:numPr>
+        <w:rPr>
+          <w:rFonts w:hint="eastAsia"/>
+        </w:rPr>
+      </w:pPr>
+      <w:r>
+        <w:rPr>
+          <w:rFonts w:hint="eastAsia"/>
+        </w:rPr>
+        <w:t>Participants &amp; Operation</w:t>
+      </w:r>
+      <w:r>
+        <w:rPr>
+          <w:rFonts w:hint="eastAsia"/>
+        </w:rPr>
+        <w:t>（參與者與營運）：主導建築師（及在地合作事務所）、業主單位、最終使用者、專業顧問團隊（如聲學、劇場顧問）、實際營運管理單位。</w:t>
+      </w:r>
+    </w:p>
+    <w:p/>
+    <w:p>
+      <w:pPr>
+        <w:rPr>
+          <w:rFonts w:hint="eastAsia"/>
+          <w:b/>
+          <w:bCs/>
+        </w:rPr>
+      </w:pPr>
+      <w:proofErr w:type="spellStart"/>
+      <w:r>
+        <w:rPr>
+          <w:rFonts w:hint="eastAsia"/>
+          <w:b/>
+          <w:bCs/>
+        </w:rPr>
+        <w:lastRenderedPageBreak/>
+        <w:t>Gene_B</w:t>
+      </w:r>
+      <w:proofErr w:type="spellEnd"/>
+      <w:r>
+        <w:rPr>
+          <w:rFonts w:hint="eastAsia"/>
+          <w:b/>
+          <w:bCs/>
+        </w:rPr>
+        <w:t>：</w:t>
+      </w:r>
+      <w:r>
+        <w:rPr>
+          <w:rFonts w:hint="eastAsia"/>
+          <w:b/>
+          <w:bCs/>
+        </w:rPr>
+        <w:t xml:space="preserve">Design Intentions </w:t>
+      </w:r>
+      <w:r>
+        <w:rPr>
+          <w:rFonts w:hint="eastAsia"/>
+          <w:b/>
+          <w:bCs/>
+        </w:rPr>
+        <w:t>設計意圖</w:t>
+      </w:r>
+    </w:p>
+    <w:p>
+      <w:pPr>
+        <w:rPr>
+          <w:rFonts w:hint="eastAsia"/>
+        </w:rPr>
+      </w:pPr>
+      <w:r>
+        <w:rPr>
+          <w:rFonts w:hint="eastAsia"/>
+        </w:rPr>
+        <w:t>剖析設計底層的論述與策略：</w:t>
+      </w:r>
+    </w:p>
+    <w:p>
+      <w:pPr>
+        <w:pStyle w:val="a9"/>
+        <w:numPr>
+          <w:ilvl w:val="0"/>
+          <w:numId w:val="20"/>
+        </w:numPr>
+        <w:rPr>
+          <w:rFonts w:hint="eastAsia"/>
+        </w:rPr>
+      </w:pPr>
+      <w:r>
+        <w:rPr>
+          <w:rFonts w:hint="eastAsia"/>
+        </w:rPr>
+        <w:t>Issue</w:t>
+      </w:r>
+      <w:r>
+        <w:rPr>
+          <w:rFonts w:hint="eastAsia"/>
+        </w:rPr>
+        <w:t>：此案面對的空間挑戰、都市議題、特殊機能限制（如高難度的劇場聲學隔離、極小基地內的動線分流、文化保存衝突、大眾運輸導向發展</w:t>
+      </w:r>
+      <w:r>
+        <w:rPr>
+          <w:rFonts w:hint="eastAsia"/>
+        </w:rPr>
+        <w:t xml:space="preserve"> (TOD) </w:t>
+      </w:r>
+      <w:r>
+        <w:rPr>
+          <w:rFonts w:hint="eastAsia"/>
+        </w:rPr>
+        <w:t>整合）。</w:t>
+      </w:r>
+    </w:p>
+    <w:p>
+      <w:pPr>
+        <w:pStyle w:val="a9"/>
+        <w:numPr>
+          <w:ilvl w:val="0"/>
+          <w:numId w:val="20"/>
+        </w:numPr>
+        <w:rPr>
+          <w:rFonts w:hint="eastAsia"/>
+        </w:rPr>
+      </w:pPr>
+      <w:r>
+        <w:rPr>
+          <w:rFonts w:hint="eastAsia"/>
+        </w:rPr>
+        <w:t>Concept</w:t>
+      </w:r>
+      <w:r>
+        <w:rPr>
+          <w:rFonts w:hint="eastAsia"/>
+        </w:rPr>
+        <w:t>：核心的抽象設計理念、美學語彙或設計隱喻</w:t>
+      </w:r>
+      <w:proofErr w:type="gramStart"/>
+      <w:r>
+        <w:rPr>
+          <w:rFonts w:hint="eastAsia"/>
+        </w:rPr>
+        <w:t>（</w:t>
+      </w:r>
+      <w:proofErr w:type="gramEnd"/>
+      <w:r>
+        <w:rPr>
+          <w:rFonts w:hint="eastAsia"/>
+        </w:rPr>
+        <w:t>例如：將開放式大廳視為都市公共廣場的延伸、場所精神的再現</w:t>
+      </w:r>
+      <w:proofErr w:type="gramStart"/>
+      <w:r>
+        <w:rPr>
+          <w:rFonts w:hint="eastAsia"/>
+        </w:rPr>
+        <w:t>）</w:t>
+      </w:r>
+      <w:proofErr w:type="gramEnd"/>
+      <w:r>
+        <w:rPr>
+          <w:rFonts w:hint="eastAsia"/>
+        </w:rPr>
+        <w:t>。</w:t>
+      </w:r>
+    </w:p>
+    <w:p>
+      <w:pPr>
+        <w:pStyle w:val="a9"/>
+        <w:numPr>
+          <w:ilvl w:val="0"/>
+          <w:numId w:val="20"/>
+        </w:numPr>
+        <w:rPr>
+          <w:rFonts w:hint="eastAsia"/>
+        </w:rPr>
+      </w:pPr>
+      <w:r>
+        <w:rPr>
+          <w:rFonts w:hint="eastAsia"/>
+        </w:rPr>
+        <w:t>Strategy</w:t>
+      </w:r>
+      <w:r>
+        <w:rPr>
+          <w:rFonts w:hint="eastAsia"/>
+        </w:rPr>
+        <w:t>：為實踐理念所採取的具體空間</w:t>
+      </w:r>
+      <w:proofErr w:type="gramStart"/>
+      <w:r>
+        <w:rPr>
+          <w:rFonts w:hint="eastAsia"/>
+        </w:rPr>
+        <w:t>構造或塊體操</w:t>
+      </w:r>
+      <w:proofErr w:type="gramEnd"/>
+      <w:r>
+        <w:rPr>
+          <w:rFonts w:hint="eastAsia"/>
+        </w:rPr>
+        <w:t>作策略</w:t>
+      </w:r>
+      <w:proofErr w:type="gramStart"/>
+      <w:r>
+        <w:rPr>
+          <w:rFonts w:hint="eastAsia"/>
+        </w:rPr>
+        <w:t>（</w:t>
+      </w:r>
+      <w:proofErr w:type="gramEnd"/>
+      <w:r>
+        <w:rPr>
+          <w:rFonts w:hint="eastAsia"/>
+        </w:rPr>
+        <w:t>例如：巨型</w:t>
+      </w:r>
+      <w:proofErr w:type="gramStart"/>
+      <w:r>
+        <w:rPr>
+          <w:rFonts w:hint="eastAsia"/>
+        </w:rPr>
+        <w:t>懸挑體量</w:t>
+      </w:r>
+      <w:proofErr w:type="gramEnd"/>
+      <w:r>
+        <w:rPr>
+          <w:rFonts w:hint="eastAsia"/>
+        </w:rPr>
+        <w:t>、雙層呼吸</w:t>
+      </w:r>
+      <w:proofErr w:type="gramStart"/>
+      <w:r>
+        <w:rPr>
+          <w:rFonts w:hint="eastAsia"/>
+        </w:rPr>
+        <w:t>式幕牆</w:t>
+      </w:r>
+      <w:proofErr w:type="gramEnd"/>
+      <w:r>
+        <w:rPr>
+          <w:rFonts w:hint="eastAsia"/>
+        </w:rPr>
+        <w:t>皮層、垂直堆疊機能、大地測量</w:t>
+      </w:r>
+      <w:proofErr w:type="gramStart"/>
+      <w:r>
+        <w:rPr>
+          <w:rFonts w:hint="eastAsia"/>
+        </w:rPr>
+        <w:t>穹</w:t>
+      </w:r>
+      <w:proofErr w:type="gramEnd"/>
+      <w:r>
+        <w:rPr>
+          <w:rFonts w:hint="eastAsia"/>
+        </w:rPr>
+        <w:t>頂</w:t>
+      </w:r>
+      <w:proofErr w:type="gramStart"/>
+      <w:r>
+        <w:rPr>
+          <w:rFonts w:hint="eastAsia"/>
+        </w:rPr>
+        <w:t>）</w:t>
+      </w:r>
+      <w:proofErr w:type="gramEnd"/>
+      <w:r>
+        <w:rPr>
+          <w:rFonts w:hint="eastAsia"/>
+        </w:rPr>
+        <w:t>。</w:t>
+      </w:r>
+    </w:p>
+    <w:p/>
+    <w:p>
+      <w:pPr>
+        <w:rPr>
+          <w:rFonts w:hint="eastAsia"/>
+          <w:b/>
+          <w:bCs/>
+        </w:rPr>
+      </w:pPr>
+      <w:proofErr w:type="spellStart"/>
+      <w:r>
+        <w:rPr>
+          <w:rFonts w:hint="eastAsia"/>
+          <w:b/>
+          <w:bCs/>
+        </w:rPr>
+        <w:t>Gene_C</w:t>
+      </w:r>
+      <w:proofErr w:type="spellEnd"/>
+      <w:r>
+        <w:rPr>
+          <w:rFonts w:hint="eastAsia"/>
+          <w:b/>
+          <w:bCs/>
+        </w:rPr>
+        <w:t>：</w:t>
+      </w:r>
+      <w:r>
+        <w:rPr>
+          <w:rFonts w:hint="eastAsia"/>
+          <w:b/>
+          <w:bCs/>
+        </w:rPr>
+        <w:t xml:space="preserve">Form Composition </w:t>
+      </w:r>
+      <w:r>
+        <w:rPr>
+          <w:rFonts w:hint="eastAsia"/>
+          <w:b/>
+          <w:bCs/>
+        </w:rPr>
+        <w:t>空間構成與語意關係</w:t>
+      </w:r>
+    </w:p>
+    <w:p>
+      <w:pPr>
+        <w:rPr>
+          <w:rFonts w:hint="eastAsia"/>
+        </w:rPr>
+      </w:pPr>
+      <w:r>
+        <w:rPr>
+          <w:rFonts w:hint="eastAsia"/>
+        </w:rPr>
+        <w:t>請精</w:t>
+      </w:r>
+      <w:proofErr w:type="gramStart"/>
+      <w:r>
+        <w:rPr>
+          <w:rFonts w:hint="eastAsia"/>
+        </w:rPr>
+        <w:t>準</w:t>
+      </w:r>
+      <w:proofErr w:type="gramEnd"/>
+      <w:r>
+        <w:rPr>
+          <w:rFonts w:hint="eastAsia"/>
+        </w:rPr>
+        <w:t>消化圖面轉譯資料與文字，建構空間的語意圖譜：</w:t>
+      </w:r>
+    </w:p>
+    <w:p>
+      <w:pPr>
+        <w:rPr>
+          <w:rFonts w:hint="eastAsia"/>
+        </w:rPr>
+      </w:pPr>
+      <w:r>
+        <w:rPr>
+          <w:rFonts w:hint="eastAsia"/>
+        </w:rPr>
+        <w:t>C1: Vocabulary</w:t>
+      </w:r>
+      <w:r>
+        <w:rPr>
+          <w:rFonts w:hint="eastAsia"/>
+        </w:rPr>
+        <w:t>（空間語彙）：</w:t>
+      </w:r>
+    </w:p>
+    <w:p>
+      <w:pPr>
+        <w:rPr>
+          <w:rFonts w:hint="eastAsia"/>
+        </w:rPr>
+      </w:pPr>
+      <w:r>
+        <w:rPr>
+          <w:rFonts w:hint="eastAsia"/>
+        </w:rPr>
+        <w:t xml:space="preserve">  </w:t>
+      </w:r>
+      <w:r>
+        <w:rPr>
+          <w:rFonts w:hint="eastAsia"/>
+        </w:rPr>
+        <w:t>請列出案例中出現的重要空間元素。必須涵蓋劇院核心元素與通用建築元素，如：</w:t>
+      </w:r>
+      <w:r>
+        <w:rPr>
+          <w:rFonts w:hint="eastAsia"/>
+        </w:rPr>
+        <w:t>proscenium stage (</w:t>
+      </w:r>
+      <w:r>
+        <w:rPr>
+          <w:rFonts w:hint="eastAsia"/>
+        </w:rPr>
+        <w:t>鏡框式舞台</w:t>
+      </w:r>
+      <w:r>
+        <w:rPr>
+          <w:rFonts w:hint="eastAsia"/>
+        </w:rPr>
+        <w:t>), fly tower (</w:t>
+      </w:r>
+      <w:r>
+        <w:rPr>
+          <w:rFonts w:hint="eastAsia"/>
+        </w:rPr>
+        <w:t>布景吊</w:t>
+      </w:r>
+      <w:proofErr w:type="gramStart"/>
+      <w:r>
+        <w:rPr>
+          <w:rFonts w:hint="eastAsia"/>
+        </w:rPr>
+        <w:t>桿</w:t>
+      </w:r>
+      <w:proofErr w:type="gramEnd"/>
+      <w:r>
+        <w:rPr>
+          <w:rFonts w:hint="eastAsia"/>
+        </w:rPr>
+        <w:t>塔</w:t>
+      </w:r>
+      <w:r>
+        <w:rPr>
+          <w:rFonts w:hint="eastAsia"/>
+        </w:rPr>
+        <w:t>), orchestra pit (</w:t>
+      </w:r>
+      <w:r>
+        <w:rPr>
+          <w:rFonts w:hint="eastAsia"/>
+        </w:rPr>
+        <w:t>樂池</w:t>
+      </w:r>
+      <w:r>
+        <w:rPr>
+          <w:rFonts w:hint="eastAsia"/>
+        </w:rPr>
+        <w:t>), acoustic panels (</w:t>
+      </w:r>
+      <w:r>
+        <w:rPr>
+          <w:rFonts w:hint="eastAsia"/>
+        </w:rPr>
+        <w:t>聲學反射板</w:t>
+      </w:r>
+      <w:r>
+        <w:rPr>
+          <w:rFonts w:hint="eastAsia"/>
+        </w:rPr>
+        <w:t>), FOH lobby (</w:t>
+      </w:r>
+      <w:r>
+        <w:rPr>
+          <w:rFonts w:hint="eastAsia"/>
+        </w:rPr>
+        <w:t>前台大廳</w:t>
+      </w:r>
+      <w:r>
+        <w:rPr>
+          <w:rFonts w:hint="eastAsia"/>
+        </w:rPr>
+        <w:t>), BOH backstage (</w:t>
+      </w:r>
+      <w:r>
+        <w:rPr>
+          <w:rFonts w:hint="eastAsia"/>
+        </w:rPr>
+        <w:t>後台</w:t>
+      </w:r>
+      <w:r>
+        <w:rPr>
+          <w:rFonts w:hint="eastAsia"/>
+        </w:rPr>
+        <w:t>), atrium, ramp, curtain wall, lightwell, public plaza...</w:t>
+      </w:r>
+    </w:p>
+    <w:p>
+      <w:pPr>
+        <w:rPr>
+          <w:rFonts w:hint="eastAsia"/>
+        </w:rPr>
+      </w:pPr>
+      <w:r>
+        <w:rPr>
+          <w:rFonts w:hint="eastAsia"/>
+        </w:rPr>
+        <w:t>C2: Semantic Relations</w:t>
+      </w:r>
+      <w:r>
+        <w:rPr>
+          <w:rFonts w:hint="eastAsia"/>
+        </w:rPr>
+        <w:t>（語意關係）：</w:t>
+      </w:r>
+    </w:p>
+    <w:p>
+      <w:r>
+        <w:t xml:space="preserve">  </w:t>
+      </w:r>
+      <w:r>
+        <w:rPr>
+          <w:rFonts w:hint="eastAsia"/>
+        </w:rPr>
+        <w:t>請</w:t>
+      </w:r>
+      <w:r>
+        <w:rPr>
+          <w:rFonts w:hint="eastAsia"/>
+        </w:rPr>
+        <w:t>嚴</w:t>
+      </w:r>
+      <w:r>
+        <w:rPr>
+          <w:rFonts w:hint="eastAsia"/>
+        </w:rPr>
+        <w:t>格使用以下格式標</w:t>
+      </w:r>
+      <w:proofErr w:type="gramStart"/>
+      <w:r>
+        <w:rPr>
+          <w:rFonts w:hint="eastAsia"/>
+        </w:rPr>
+        <w:t>註</w:t>
+      </w:r>
+      <w:proofErr w:type="gramEnd"/>
+      <w:r>
+        <w:rPr>
+          <w:rFonts w:hint="eastAsia"/>
+        </w:rPr>
+        <w:t>空間構成的語意關係（</w:t>
+      </w:r>
+      <w:r>
+        <w:t xml:space="preserve">Subject </w:t>
+      </w:r>
+      <w:r>
+        <w:rPr>
+          <w:rFonts w:hint="eastAsia"/>
+        </w:rPr>
+        <w:t>與</w:t>
+      </w:r>
+      <w:r>
+        <w:t xml:space="preserve"> Object </w:t>
+      </w:r>
+      <w:r>
+        <w:rPr>
+          <w:rFonts w:hint="eastAsia"/>
+        </w:rPr>
+        <w:t>必為單一空間元素，</w:t>
+      </w:r>
+      <w:r>
+        <w:t xml:space="preserve">Relation </w:t>
+      </w:r>
+      <w:r>
+        <w:rPr>
+          <w:rFonts w:hint="eastAsia"/>
+        </w:rPr>
+        <w:t>為單一明確動詞或短語，</w:t>
+      </w:r>
+      <w:r>
+        <w:t xml:space="preserve">Relation Type </w:t>
+      </w:r>
+      <w:r>
+        <w:rPr>
+          <w:rFonts w:hint="eastAsia"/>
+        </w:rPr>
+        <w:t>必須從括號分類中擇一）：</w:t>
+      </w:r>
+    </w:p>
+    <w:p>
+      <w:pPr>
+        <w:pStyle w:val="a9"/>
+        <w:numPr>
+          <w:ilvl w:val="0"/>
+          <w:numId w:val="21"/>
+        </w:numPr>
+        <w:rPr>
+          <w:rFonts w:hint="eastAsia"/>
+        </w:rPr>
+      </w:pPr>
+      <w:r>
+        <w:rPr>
+          <w:rFonts w:hint="eastAsia"/>
+        </w:rPr>
+        <w:t>格式：</w:t>
+      </w:r>
+      <w:r>
+        <w:rPr>
+          <w:rFonts w:hint="eastAsia"/>
+        </w:rPr>
+        <w:t xml:space="preserve">[Subject] </w:t>
+      </w:r>
+      <w:r>
+        <w:rPr>
+          <w:rFonts w:hint="eastAsia"/>
+        </w:rPr>
+        <w:t>→</w:t>
+      </w:r>
+      <w:r>
+        <w:rPr>
+          <w:rFonts w:hint="eastAsia"/>
+        </w:rPr>
+        <w:t xml:space="preserve"> [Relation (Relation Type)] </w:t>
+      </w:r>
+      <w:r>
+        <w:rPr>
+          <w:rFonts w:hint="eastAsia"/>
+        </w:rPr>
+        <w:t>→</w:t>
+      </w:r>
+      <w:r>
+        <w:rPr>
+          <w:rFonts w:hint="eastAsia"/>
+        </w:rPr>
+        <w:t xml:space="preserve"> [Object]</w:t>
+      </w:r>
+    </w:p>
+    <w:p>
+      <w:pPr>
+        <w:pStyle w:val="a9"/>
+        <w:numPr>
+          <w:ilvl w:val="0"/>
+          <w:numId w:val="21"/>
+        </w:numPr>
+        <w:rPr>
+          <w:rFonts w:hint="eastAsia"/>
+        </w:rPr>
+      </w:pPr>
+      <w:r>
+        <w:rPr>
+          <w:rFonts w:hint="eastAsia"/>
+        </w:rPr>
+        <w:t xml:space="preserve">Relation Type </w:t>
+      </w:r>
+      <w:r>
+        <w:rPr>
+          <w:rFonts w:hint="eastAsia"/>
+        </w:rPr>
+        <w:t>分類標準：</w:t>
+      </w:r>
+    </w:p>
+    <w:p>
+      <w:pPr>
+        <w:pStyle w:val="a9"/>
+        <w:numPr>
+          <w:ilvl w:val="1"/>
+          <w:numId w:val="21"/>
+        </w:numPr>
+        <w:rPr>
+          <w:rFonts w:hint="eastAsia"/>
+        </w:rPr>
+      </w:pPr>
+      <w:r>
+        <w:rPr>
+          <w:rFonts w:hint="eastAsia"/>
+        </w:rPr>
+        <w:t>Spatial Relation</w:t>
+      </w:r>
+      <w:r>
+        <w:rPr>
+          <w:rFonts w:hint="eastAsia"/>
+        </w:rPr>
+        <w:t>（空間位置／接鄰／包含／垂直堆疊）</w:t>
+      </w:r>
+    </w:p>
+    <w:p>
+      <w:pPr>
+        <w:pStyle w:val="a9"/>
+        <w:numPr>
+          <w:ilvl w:val="1"/>
+          <w:numId w:val="21"/>
+        </w:numPr>
+        <w:rPr>
+          <w:rFonts w:hint="eastAsia"/>
+        </w:rPr>
+      </w:pPr>
+      <w:r>
+        <w:rPr>
+          <w:rFonts w:hint="eastAsia"/>
+        </w:rPr>
+        <w:t>Circulation Relation</w:t>
+      </w:r>
+      <w:r>
+        <w:rPr>
+          <w:rFonts w:hint="eastAsia"/>
+        </w:rPr>
+        <w:t>（觀眾、演職人員、後勤貨運之動線與流動）</w:t>
+      </w:r>
+    </w:p>
+    <w:p>
+      <w:pPr>
+        <w:pStyle w:val="a9"/>
+        <w:numPr>
+          <w:ilvl w:val="1"/>
+          <w:numId w:val="21"/>
+        </w:numPr>
+        <w:rPr>
+          <w:rFonts w:hint="eastAsia"/>
+        </w:rPr>
+      </w:pPr>
+      <w:r>
+        <w:rPr>
+          <w:rFonts w:hint="eastAsia"/>
+        </w:rPr>
+        <w:t>Functional Relation</w:t>
+      </w:r>
+      <w:r>
+        <w:rPr>
+          <w:rFonts w:hint="eastAsia"/>
+        </w:rPr>
+        <w:t>（機能支援／前</w:t>
+      </w:r>
+      <w:proofErr w:type="gramStart"/>
+      <w:r>
+        <w:rPr>
+          <w:rFonts w:hint="eastAsia"/>
+        </w:rPr>
+        <w:t>后</w:t>
+      </w:r>
+      <w:proofErr w:type="gramEnd"/>
+      <w:r>
+        <w:rPr>
+          <w:rFonts w:hint="eastAsia"/>
+        </w:rPr>
+        <w:t>台隔離／聲學防護整合）</w:t>
+      </w:r>
+    </w:p>
+    <w:p>
+      <w:pPr>
+        <w:pStyle w:val="a9"/>
+        <w:numPr>
+          <w:ilvl w:val="1"/>
+          <w:numId w:val="21"/>
+        </w:numPr>
+        <w:rPr>
+          <w:rFonts w:hint="eastAsia"/>
+        </w:rPr>
+      </w:pPr>
+      <w:r>
+        <w:rPr>
+          <w:rFonts w:hint="eastAsia"/>
+        </w:rPr>
+        <w:t>Conceptual Relation</w:t>
+      </w:r>
+      <w:r>
+        <w:rPr>
+          <w:rFonts w:hint="eastAsia"/>
+        </w:rPr>
+        <w:t>（抽象設計理念與幾何體量塊體間的關聯）</w:t>
+      </w:r>
+    </w:p>
+    <w:p>
+      <w:pPr>
+        <w:pStyle w:val="a9"/>
+        <w:numPr>
+          <w:ilvl w:val="1"/>
+          <w:numId w:val="21"/>
+        </w:numPr>
+        <w:rPr>
+          <w:rFonts w:hint="eastAsia"/>
+        </w:rPr>
+      </w:pPr>
+      <w:r>
+        <w:rPr>
+          <w:rFonts w:hint="eastAsia"/>
+        </w:rPr>
+        <w:t>Material &amp; Tectonic Relation</w:t>
+      </w:r>
+      <w:r>
+        <w:rPr>
+          <w:rFonts w:hint="eastAsia"/>
+        </w:rPr>
+        <w:t>（材質構造構成／包覆／構造接合表現）</w:t>
+      </w:r>
+    </w:p>
+    <w:p>
+      <w:pPr>
+        <w:rPr>
+          <w:rFonts w:hint="eastAsia"/>
+        </w:rPr>
+      </w:pPr>
+      <w:r>
+        <w:rPr>
+          <w:rFonts w:hint="eastAsia"/>
+        </w:rPr>
+        <w:t>範例語句參考：</w:t>
+      </w:r>
+    </w:p>
+    <w:p>
+      <w:pPr>
+        <w:pStyle w:val="a9"/>
+        <w:numPr>
+          <w:ilvl w:val="0"/>
+          <w:numId w:val="24"/>
+        </w:numPr>
+        <w:rPr>
+          <w:rFonts w:hint="eastAsia"/>
+        </w:rPr>
+      </w:pPr>
+      <w:r>
+        <w:rPr>
+          <w:rFonts w:hint="eastAsia"/>
+        </w:rPr>
+        <w:lastRenderedPageBreak/>
+        <w:t xml:space="preserve">Fly Tower </w:t>
+      </w:r>
+      <w:r>
+        <w:rPr>
+          <w:rFonts w:hint="eastAsia"/>
+        </w:rPr>
+        <w:t>→</w:t>
+      </w:r>
+      <w:r>
+        <w:rPr>
+          <w:rFonts w:hint="eastAsia"/>
+        </w:rPr>
+        <w:t xml:space="preserve"> vertical stack above (Spatial Relation) </w:t>
+      </w:r>
+      <w:r>
+        <w:rPr>
+          <w:rFonts w:hint="eastAsia"/>
+        </w:rPr>
+        <w:t>→</w:t>
+      </w:r>
+      <w:r>
+        <w:rPr>
+          <w:rFonts w:hint="eastAsia"/>
+        </w:rPr>
+        <w:t xml:space="preserve"> Proscenium Stage</w:t>
+      </w:r>
+    </w:p>
+    <w:p>
+      <w:pPr>
+        <w:pStyle w:val="a9"/>
+        <w:numPr>
+          <w:ilvl w:val="0"/>
+          <w:numId w:val="24"/>
+        </w:numPr>
+        <w:rPr>
+          <w:rFonts w:hint="eastAsia"/>
+        </w:rPr>
+      </w:pPr>
+      <w:r>
+        <w:rPr>
+          <w:rFonts w:hint="eastAsia"/>
+        </w:rPr>
+        <w:t xml:space="preserve">Acoustic Shell </w:t>
+      </w:r>
+      <w:r>
+        <w:rPr>
+          <w:rFonts w:hint="eastAsia"/>
+        </w:rPr>
+        <w:t>→</w:t>
+      </w:r>
+      <w:r>
+        <w:rPr>
+          <w:rFonts w:hint="eastAsia"/>
+        </w:rPr>
+        <w:t xml:space="preserve"> encloses (Functional Relation) </w:t>
+      </w:r>
+      <w:r>
+        <w:rPr>
+          <w:rFonts w:hint="eastAsia"/>
+        </w:rPr>
+        <w:t>→</w:t>
+      </w:r>
+      <w:r>
+        <w:rPr>
+          <w:rFonts w:hint="eastAsia"/>
+        </w:rPr>
+        <w:t xml:space="preserve"> Concert Hall Stage</w:t>
+      </w:r>
+    </w:p>
+    <w:p>
+      <w:pPr>
+        <w:pStyle w:val="a9"/>
+        <w:numPr>
+          <w:ilvl w:val="0"/>
+          <w:numId w:val="24"/>
+        </w:numPr>
+        <w:rPr>
+          <w:rFonts w:hint="eastAsia"/>
+        </w:rPr>
+      </w:pPr>
+      <w:r>
+        <w:rPr>
+          <w:rFonts w:hint="eastAsia"/>
+        </w:rPr>
+        <w:t xml:space="preserve">Grand Ramp </w:t>
+      </w:r>
+      <w:r>
+        <w:rPr>
+          <w:rFonts w:hint="eastAsia"/>
+        </w:rPr>
+        <w:t>→</w:t>
+      </w:r>
+      <w:r>
+        <w:rPr>
+          <w:rFonts w:hint="eastAsia"/>
+        </w:rPr>
+        <w:t xml:space="preserve"> spirals through (Circulation Relation) </w:t>
+      </w:r>
+      <w:r>
+        <w:rPr>
+          <w:rFonts w:hint="eastAsia"/>
+        </w:rPr>
+        <w:t>→</w:t>
+      </w:r>
+      <w:r>
+        <w:rPr>
+          <w:rFonts w:hint="eastAsia"/>
+        </w:rPr>
+        <w:t xml:space="preserve"> FOH Foyer Atrium</w:t>
+      </w:r>
+    </w:p>
+    <w:p>
+      <w:pPr>
+        <w:pStyle w:val="a9"/>
+        <w:numPr>
+          <w:ilvl w:val="0"/>
+          <w:numId w:val="24"/>
+        </w:numPr>
+        <w:rPr>
+          <w:rFonts w:hint="eastAsia"/>
+        </w:rPr>
+      </w:pPr>
+      <w:r>
+        <w:rPr>
+          <w:rFonts w:hint="eastAsia"/>
+        </w:rPr>
+        <w:t xml:space="preserve">Double-skin Facade </w:t>
+      </w:r>
+      <w:r>
+        <w:rPr>
+          <w:rFonts w:hint="eastAsia"/>
+        </w:rPr>
+        <w:t>→</w:t>
+      </w:r>
+      <w:r>
+        <w:rPr>
+          <w:rFonts w:hint="eastAsia"/>
+        </w:rPr>
+        <w:t xml:space="preserve"> wraps around (Material &amp; Tectonic Relation) </w:t>
+      </w:r>
+      <w:r>
+        <w:rPr>
+          <w:rFonts w:hint="eastAsia"/>
+        </w:rPr>
+        <w:t>→</w:t>
+      </w:r>
+      <w:r>
+        <w:rPr>
+          <w:rFonts w:hint="eastAsia"/>
+        </w:rPr>
+        <w:t xml:space="preserve"> Monolithic Massing</w:t>
+      </w:r>
+    </w:p>
+    <w:p>
+      <w:pPr>
+        <w:pStyle w:val="a9"/>
+        <w:numPr>
+          <w:ilvl w:val="0"/>
+          <w:numId w:val="22"/>
+        </w:numPr>
+        <w:rPr>
+          <w:rFonts w:hint="eastAsia"/>
+        </w:rPr>
+      </w:pPr>
+      <w:r>
+        <w:rPr>
+          <w:rFonts w:hint="eastAsia"/>
+        </w:rPr>
+        <w:t xml:space="preserve">Glass Curtain Wall </w:t>
+      </w:r>
+      <w:r>
+        <w:rPr>
+          <w:rFonts w:hint="eastAsia"/>
+        </w:rPr>
+        <w:t>→</w:t>
+      </w:r>
+      <w:r>
+        <w:rPr>
+          <w:rFonts w:hint="eastAsia"/>
+        </w:rPr>
+        <w:t xml:space="preserve"> allows views into (Perceptual Relation) </w:t>
+      </w:r>
+      <w:r>
+        <w:rPr>
+          <w:rFonts w:hint="eastAsia"/>
+        </w:rPr>
+        <w:t>→</w:t>
+      </w:r>
+      <w:r>
+        <w:rPr>
+          <w:rFonts w:hint="eastAsia"/>
+        </w:rPr>
+        <w:t xml:space="preserve"> Public Plaza</w:t>
+      </w:r>
+    </w:p>
+    <w:p/>
+    <w:p>
+      <w:pPr>
+        <w:rPr>
+          <w:rFonts w:hint="eastAsia"/>
+          <w:b/>
+          <w:bCs/>
+        </w:rPr>
+      </w:pPr>
+      <w:proofErr w:type="spellStart"/>
+      <w:r>
+        <w:rPr>
+          <w:rFonts w:hint="eastAsia"/>
+          <w:b/>
+          <w:bCs/>
+        </w:rPr>
+        <w:t>Gene_D</w:t>
+      </w:r>
+      <w:proofErr w:type="spellEnd"/>
+      <w:r>
+        <w:rPr>
+          <w:rFonts w:hint="eastAsia"/>
+          <w:b/>
+          <w:bCs/>
+        </w:rPr>
+        <w:t>：</w:t>
+      </w:r>
+      <w:r>
+        <w:rPr>
+          <w:rFonts w:hint="eastAsia"/>
+          <w:b/>
+          <w:bCs/>
+        </w:rPr>
+        <w:t xml:space="preserve">Outcomes &amp; Reflection </w:t>
+      </w:r>
+      <w:r>
+        <w:rPr>
+          <w:rFonts w:hint="eastAsia"/>
+          <w:b/>
+          <w:bCs/>
+        </w:rPr>
+        <w:t>結果與回饋</w:t>
+      </w:r>
+    </w:p>
+    <w:p>
+      <w:pPr>
+        <w:rPr>
+          <w:rFonts w:hint="eastAsia"/>
+        </w:rPr>
+      </w:pPr>
+      <w:r>
+        <w:rPr>
+          <w:rFonts w:hint="eastAsia"/>
+        </w:rPr>
+        <w:t>描述建築落成後的實際社會效應與空間表現：</w:t>
+      </w:r>
+    </w:p>
+    <w:p>
+      <w:pPr>
+        <w:pStyle w:val="a9"/>
+        <w:numPr>
+          <w:ilvl w:val="0"/>
+          <w:numId w:val="23"/>
+        </w:numPr>
+        <w:rPr>
+          <w:rFonts w:hint="eastAsia"/>
+        </w:rPr>
+      </w:pPr>
+      <w:r>
+        <w:rPr>
+          <w:rFonts w:hint="eastAsia"/>
+        </w:rPr>
+        <w:t>User Behavior</w:t>
+      </w:r>
+      <w:r>
+        <w:rPr>
+          <w:rFonts w:hint="eastAsia"/>
+        </w:rPr>
+        <w:t>（使用者行為反應）：觀眾、市民</w:t>
+      </w:r>
+      <w:proofErr w:type="gramStart"/>
+      <w:r>
+        <w:rPr>
+          <w:rFonts w:hint="eastAsia"/>
+        </w:rPr>
+        <w:t>或演職</w:t>
+      </w:r>
+      <w:proofErr w:type="gramEnd"/>
+      <w:r>
+        <w:rPr>
+          <w:rFonts w:hint="eastAsia"/>
+        </w:rPr>
+        <w:t>人員的空間行為反應（例如在公共大廳停留、在濱水廣場聚集、前</w:t>
+      </w:r>
+      <w:proofErr w:type="gramStart"/>
+      <w:r>
+        <w:rPr>
+          <w:rFonts w:hint="eastAsia"/>
+        </w:rPr>
+        <w:t>后</w:t>
+      </w:r>
+      <w:proofErr w:type="gramEnd"/>
+      <w:r>
+        <w:rPr>
+          <w:rFonts w:hint="eastAsia"/>
+        </w:rPr>
+        <w:t>台流線的實際運作流暢度）。</w:t>
+      </w:r>
+    </w:p>
+    <w:p>
+      <w:pPr>
+        <w:pStyle w:val="a9"/>
+        <w:numPr>
+          <w:ilvl w:val="0"/>
+          <w:numId w:val="23"/>
+        </w:numPr>
+        <w:rPr>
+          <w:rFonts w:hint="eastAsia"/>
+        </w:rPr>
+      </w:pPr>
+      <w:r>
+        <w:rPr>
+          <w:rFonts w:hint="eastAsia"/>
+        </w:rPr>
+        <w:t>Discourse &amp; Criticism</w:t>
+      </w:r>
+      <w:r>
+        <w:rPr>
+          <w:rFonts w:hint="eastAsia"/>
+        </w:rPr>
+        <w:t>（社會評論與媒體反饋）：建築界的專業評論、大眾媒體反饋、爭議事件（如畢爾包地標效應、預算超支、營運機能缺陷、公眾輿論反彈、聲學瑕疵或政治角力）。</w:t>
+      </w:r>
+    </w:p>
+    <w:p>
+      <w:pPr>
+        <w:pStyle w:val="a9"/>
+        <w:numPr>
+          <w:ilvl w:val="0"/>
+          <w:numId w:val="23"/>
+        </w:numPr>
+        <w:rPr>
+          <w:rFonts w:hint="eastAsia"/>
+        </w:rPr>
+      </w:pPr>
+      <w:r>
+        <w:rPr>
+          <w:rFonts w:hint="eastAsia"/>
+        </w:rPr>
+        <w:t>Tectonic Results</w:t>
+      </w:r>
+      <w:r>
+        <w:rPr>
+          <w:rFonts w:hint="eastAsia"/>
+        </w:rPr>
+        <w:t>（空間操作結果回顧）：設計者自身的回顧，或該空間在都市、文化層面所帶來的實際衝擊與視覺表現力。</w:t>
+      </w:r>
+    </w:p>
+    <w:p/>
+    <w:p>
+      <w:pPr>
+        <w:rPr>
+          <w:rFonts w:hint="eastAsia"/>
+          <w:b/>
+          <w:bCs/>
+        </w:rPr>
+      </w:pPr>
+      <w:r>
+        <w:rPr>
+          <w:rFonts w:hint="eastAsia"/>
+          <w:b/>
+          <w:bCs/>
+        </w:rPr>
+        <w:t>以下為建築案例資料：</w:t>
+      </w:r>
+    </w:p>
+    <w:p/>
+    <w:p>
+      <w:pPr>
+        <w:rPr>
+          <w:rFonts w:hint="eastAsia"/>
+        </w:rPr>
+      </w:pPr>
+      <w:r>
+        <w:rPr>
+          <w:rFonts w:hint="eastAsia"/>
+        </w:rPr>
+        <w:t>文字說明（必填）：</w:t>
+      </w:r>
+    </w:p>
+    <w:p>
+      <w:pPr>
+        <w:rPr>
+          <w:rFonts w:hint="eastAsia"/>
+        </w:rPr>
+      </w:pPr>
+      <w:r>
+        <w:rPr>
+          <w:rFonts w:hint="eastAsia"/>
+        </w:rPr>
+        <w:t>[</w:t>
+      </w:r>
+      <w:r>
+        <w:rPr>
+          <w:rFonts w:hint="eastAsia"/>
+        </w:rPr>
+        <w:t>請在此處貼上網路文章或案例報告文字</w:t>
+      </w:r>
+      <w:r>
+        <w:rPr>
+          <w:rFonts w:hint="eastAsia"/>
+        </w:rPr>
+        <w:t>]</w:t>
+      </w:r>
+    </w:p>
+    <w:p/>
+    <w:p>
+      <w:r>
+        <w:rPr>
+          <w:rFonts w:hint="eastAsia"/>
+        </w:rPr>
+        <w:t>空間構成補充資料</w:t>
+      </w:r>
+      <w:r>
+        <w:t xml:space="preserve"> (preprocess)</w:t>
+      </w:r>
+      <w:r>
+        <w:rPr>
+          <w:rFonts w:hint="eastAsia"/>
+        </w:rPr>
+        <w:t>（必填）：</w:t>
+      </w:r>
+    </w:p>
+    <w:p>
+      <w:pPr>
+        <w:rPr>
+          <w:rFonts w:hint="eastAsia"/>
+        </w:rPr>
+      </w:pPr>
+      <w:r>
+        <w:rPr>
+          <w:rFonts w:hint="eastAsia"/>
+        </w:rPr>
+        <w:t>[</w:t>
+      </w:r>
+      <w:r>
+        <w:rPr>
+          <w:rFonts w:hint="eastAsia"/>
+        </w:rPr>
+        <w:t>請在此處貼上由平立剖面圖、照片、</w:t>
+      </w:r>
+      <w:r>
+        <w:rPr>
+          <w:rFonts w:hint="eastAsia"/>
+        </w:rPr>
+        <w:t xml:space="preserve">diagram </w:t>
+      </w:r>
+      <w:r>
+        <w:rPr>
+          <w:rFonts w:hint="eastAsia"/>
+        </w:rPr>
+        <w:t>轉譯出的空間元素與關係描述文字</w:t>
+      </w:r>
+      <w:r>
+        <w:rPr>
+          <w:rFonts w:hint="eastAsia"/>
+        </w:rPr>
+        <w:t>]</w:t>
+      </w:r>
+    </w:p>
+    <w:p/>
+    <w:p>
+      <w:pPr>
+        <w:rPr>
+          <w:rFonts w:hint="eastAsia"/>
+        </w:rPr>
+      </w:pPr>
+      <w:r>
+        <w:rPr>
+          <w:rFonts w:hint="eastAsia"/>
+        </w:rPr>
+        <w:t>**</w:t>
+      </w:r>
+      <w:r>
+        <w:rPr>
+          <w:rFonts w:ascii="Segoe UI Emoji" w:hAnsi="Segoe UI Emoji" w:cs="Segoe UI Emoji"/>
+        </w:rPr>
+        <w:t>💡</w:t>
+      </w:r>
+      <w:r>
+        <w:rPr>
+          <w:rFonts w:hint="eastAsia"/>
+        </w:rPr>
+        <w:t xml:space="preserve"> </w:t>
+      </w:r>
+      <w:r>
+        <w:rPr>
+          <w:rFonts w:hint="eastAsia"/>
+        </w:rPr>
+        <w:t>執行提示</w:t>
+      </w:r>
+      <w:r>
+        <w:rPr>
+          <w:rFonts w:hint="eastAsia"/>
+        </w:rPr>
+        <w:t>**</w:t>
+      </w:r>
+      <w:r>
+        <w:rPr>
+          <w:rFonts w:hint="eastAsia"/>
+        </w:rPr>
+        <w:t>：請先根據「空間構成補充資料」辨識空間語彙與構成方</w:t>
+      </w:r>
+      <w:r>
+        <w:rPr>
+          <w:rFonts w:hint="eastAsia"/>
+        </w:rPr>
+        <w:lastRenderedPageBreak/>
+        <w:t>式，再結合「文字說明」建構完整的</w:t>
+      </w:r>
+      <w:r>
+        <w:rPr>
+          <w:rFonts w:hint="eastAsia"/>
+        </w:rPr>
+        <w:t xml:space="preserve"> Precedent DNA</w:t>
+      </w:r>
+      <w:r>
+        <w:rPr>
+          <w:rFonts w:hint="eastAsia"/>
+        </w:rPr>
+        <w:t>。若某些資訊未在資料中明確提供，請根據建築經驗合理推論並加</w:t>
+      </w:r>
+      <w:proofErr w:type="gramStart"/>
+      <w:r>
+        <w:rPr>
+          <w:rFonts w:hint="eastAsia"/>
+        </w:rPr>
+        <w:t>註</w:t>
+      </w:r>
+      <w:proofErr w:type="gramEnd"/>
+      <w:r>
+        <w:rPr>
+          <w:rFonts w:hint="eastAsia"/>
+        </w:rPr>
+        <w:t>「（推測）」，若完全無法推論請註明「未知」。</w:t>
+      </w:r>
+    </w:p>
     <w:sectPr>
       <w:pgSz w:w="11906" w:h="16838"/>
       <w:pgMar w:top="1440" w:right="1800" w:bottom="1440" w:left="1800" w:header="851" w:footer="992" w:gutter="0"/>
@@ -1110,6 +2847,119 @@
     </w:lvl>
   </w:abstractNum>
   <w:abstractNum w:abstractNumId="2" w15:restartNumberingAfterBreak="0">
+    <w:nsid w:val="170F4F0F"/>
+    <w:multiLevelType w:val="hybridMultilevel"/>
+    <w:tmpl w:val="3B6C004C"/>
+    <w:lvl w:ilvl="0" w:tplc="04090001">
+      <w:start w:val="1"/>
+      <w:numFmt w:val="bullet"/>
+      <w:lvlText w:val=""/>
+      <w:lvlJc w:val="left"/>
+      <w:pPr>
+        <w:ind w:left="480" w:hanging="480"/>
+      </w:pPr>
+      <w:rPr>
+        <w:rFonts w:ascii="Wingdings" w:hAnsi="Wingdings" w:hint="default"/>
+      </w:rPr>
+    </w:lvl>
+    <w:lvl w:ilvl="1" w:tplc="04090003" w:tentative="1">
+      <w:start w:val="1"/>
+      <w:numFmt w:val="bullet"/>
+      <w:lvlText w:val=""/>
+      <w:lvlJc w:val="left"/>
+      <w:pPr>
+        <w:ind w:left="960" w:hanging="480"/>
+      </w:pPr>
+      <w:rPr>
+        <w:rFonts w:ascii="Wingdings" w:hAnsi="Wingdings" w:hint="default"/>
+      </w:rPr>
+    </w:lvl>
+    <w:lvl w:ilvl="2" w:tplc="04090005" w:tentative="1">
+      <w:start w:val="1"/>
+      <w:numFmt w:val="bullet"/>
+      <w:lvlText w:val=""/>
+      <w:lvlJc w:val="left"/>
+      <w:pPr>
+        <w:ind w:left="1440" w:hanging="480"/>
+      </w:pPr>
+      <w:rPr>
+        <w:rFonts w:ascii="Wingdings" w:hAnsi="Wingdings" w:hint="default"/>
+      </w:rPr>
+    </w:lvl>
+    <w:lvl w:ilvl="3" w:tplc="04090001" w:tentative="1">
+      <w:start w:val="1"/>
+      <w:numFmt w:val="bullet"/>
+      <w:lvlText w:val=""/>
+      <w:lvlJc w:val="left"/>
+      <w:pPr>
+        <w:ind w:left="1920" w:hanging="480"/>
+      </w:pPr>
+      <w:rPr>
+        <w:rFonts w:ascii="Wingdings" w:hAnsi="Wingdings" w:hint="default"/>
+      </w:rPr>
+    </w:lvl>
+    <w:lvl w:ilvl="4" w:tplc="04090003" w:tentative="1">
+      <w:start w:val="1"/>
+      <w:numFmt w:val="bullet"/>
+      <w:lvlText w:val=""/>
+      <w:lvlJc w:val="left"/>
+      <w:pPr>
+        <w:ind w:left="2400" w:hanging="480"/>
+      </w:pPr>
+      <w:rPr>
+        <w:rFonts w:ascii="Wingdings" w:hAnsi="Wingdings" w:hint="default"/>
+      </w:rPr>
+    </w:lvl>
+    <w:lvl w:ilvl="5" w:tplc="04090005" w:tentative="1">
+      <w:start w:val="1"/>
+      <w:numFmt w:val="bullet"/>
+      <w:lvlText w:val=""/>
+      <w:lvlJc w:val="left"/>
+      <w:pPr>
+        <w:ind w:left="2880" w:hanging="480"/>
+      </w:pPr>
+      <w:rPr>
+        <w:rFonts w:ascii="Wingdings" w:hAnsi="Wingdings" w:hint="default"/>
+      </w:rPr>
+    </w:lvl>
+    <w:lvl w:ilvl="6" w:tplc="04090001" w:tentative="1">
+      <w:start w:val="1"/>
+      <w:numFmt w:val="bullet"/>
+      <w:lvlText w:val=""/>
+      <w:lvlJc w:val="left"/>
+      <w:pPr>
+        <w:ind w:left="3360" w:hanging="480"/>
+      </w:pPr>
+      <w:rPr>
+        <w:rFonts w:ascii="Wingdings" w:hAnsi="Wingdings" w:hint="default"/>
+      </w:rPr>
+    </w:lvl>
+    <w:lvl w:ilvl="7" w:tplc="04090003" w:tentative="1">
+      <w:start w:val="1"/>
+      <w:numFmt w:val="bullet"/>
+      <w:lvlText w:val=""/>
+      <w:lvlJc w:val="left"/>
+      <w:pPr>
+        <w:ind w:left="3840" w:hanging="480"/>
+      </w:pPr>
+      <w:rPr>
+        <w:rFonts w:ascii="Wingdings" w:hAnsi="Wingdings" w:hint="default"/>
+      </w:rPr>
+    </w:lvl>
+    <w:lvl w:ilvl="8" w:tplc="04090005" w:tentative="1">
+      <w:start w:val="1"/>
+      <w:numFmt w:val="bullet"/>
+      <w:lvlText w:val=""/>
+      <w:lvlJc w:val="left"/>
+      <w:pPr>
+        <w:ind w:left="4320" w:hanging="480"/>
+      </w:pPr>
+      <w:rPr>
+        <w:rFonts w:ascii="Wingdings" w:hAnsi="Wingdings" w:hint="default"/>
+      </w:rPr>
+    </w:lvl>
+  </w:abstractNum>
+  <w:abstractNum w:abstractNumId="3" w15:restartNumberingAfterBreak="0">
     <w:nsid w:val="1CF22B02"/>
     <w:multiLevelType w:val="hybridMultilevel"/>
     <w:tmpl w:val="5D7E3EDA"/>
@@ -1222,7 +3072,7 @@
       </w:rPr>
     </w:lvl>
   </w:abstractNum>
-  <w:abstractNum w:abstractNumId="3" w15:restartNumberingAfterBreak="0">
+  <w:abstractNum w:abstractNumId="4" w15:restartNumberingAfterBreak="0">
     <w:nsid w:val="1DE041B7"/>
     <w:multiLevelType w:val="hybridMultilevel"/>
     <w:tmpl w:val="8CA64508"/>
@@ -1311,7 +3161,7 @@
       </w:pPr>
     </w:lvl>
   </w:abstractNum>
-  <w:abstractNum w:abstractNumId="4" w15:restartNumberingAfterBreak="0">
+  <w:abstractNum w:abstractNumId="5" w15:restartNumberingAfterBreak="0">
     <w:nsid w:val="294330A6"/>
     <w:multiLevelType w:val="hybridMultilevel"/>
     <w:tmpl w:val="8966B806"/>
@@ -1400,7 +3250,120 @@
       </w:pPr>
     </w:lvl>
   </w:abstractNum>
-  <w:abstractNum w:abstractNumId="5" w15:restartNumberingAfterBreak="0">
+  <w:abstractNum w:abstractNumId="6" w15:restartNumberingAfterBreak="0">
+    <w:nsid w:val="345D1989"/>
+    <w:multiLevelType w:val="hybridMultilevel"/>
+    <w:tmpl w:val="52726922"/>
+    <w:lvl w:ilvl="0" w:tplc="04090001">
+      <w:start w:val="1"/>
+      <w:numFmt w:val="bullet"/>
+      <w:lvlText w:val=""/>
+      <w:lvlJc w:val="left"/>
+      <w:pPr>
+        <w:ind w:left="480" w:hanging="480"/>
+      </w:pPr>
+      <w:rPr>
+        <w:rFonts w:ascii="Wingdings" w:hAnsi="Wingdings" w:hint="default"/>
+      </w:rPr>
+    </w:lvl>
+    <w:lvl w:ilvl="1" w:tplc="FFFFFFFF" w:tentative="1">
+      <w:start w:val="1"/>
+      <w:numFmt w:val="bullet"/>
+      <w:lvlText w:val=""/>
+      <w:lvlJc w:val="left"/>
+      <w:pPr>
+        <w:ind w:left="960" w:hanging="480"/>
+      </w:pPr>
+      <w:rPr>
+        <w:rFonts w:ascii="Wingdings" w:hAnsi="Wingdings" w:hint="default"/>
+      </w:rPr>
+    </w:lvl>
+    <w:lvl w:ilvl="2" w:tplc="FFFFFFFF" w:tentative="1">
+      <w:start w:val="1"/>
+      <w:numFmt w:val="bullet"/>
+      <w:lvlText w:val=""/>
+      <w:lvlJc w:val="left"/>
+      <w:pPr>
+        <w:ind w:left="1440" w:hanging="480"/>
+      </w:pPr>
+      <w:rPr>
+        <w:rFonts w:ascii="Wingdings" w:hAnsi="Wingdings" w:hint="default"/>
+      </w:rPr>
+    </w:lvl>
+    <w:lvl w:ilvl="3" w:tplc="FFFFFFFF" w:tentative="1">
+      <w:start w:val="1"/>
+      <w:numFmt w:val="bullet"/>
+      <w:lvlText w:val=""/>
+      <w:lvlJc w:val="left"/>
+      <w:pPr>
+        <w:ind w:left="1920" w:hanging="480"/>
+      </w:pPr>
+      <w:rPr>
+        <w:rFonts w:ascii="Wingdings" w:hAnsi="Wingdings" w:hint="default"/>
+      </w:rPr>
+    </w:lvl>
+    <w:lvl w:ilvl="4" w:tplc="FFFFFFFF" w:tentative="1">
+      <w:start w:val="1"/>
+      <w:numFmt w:val="bullet"/>
+      <w:lvlText w:val=""/>
+      <w:lvlJc w:val="left"/>
+      <w:pPr>
+        <w:ind w:left="2400" w:hanging="480"/>
+      </w:pPr>
+      <w:rPr>
+        <w:rFonts w:ascii="Wingdings" w:hAnsi="Wingdings" w:hint="default"/>
+      </w:rPr>
+    </w:lvl>
+    <w:lvl w:ilvl="5" w:tplc="FFFFFFFF" w:tentative="1">
+      <w:start w:val="1"/>
+      <w:numFmt w:val="bullet"/>
+      <w:lvlText w:val=""/>
+      <w:lvlJc w:val="left"/>
+      <w:pPr>
+        <w:ind w:left="2880" w:hanging="480"/>
+      </w:pPr>
+      <w:rPr>
+        <w:rFonts w:ascii="Wingdings" w:hAnsi="Wingdings" w:hint="default"/>
+      </w:rPr>
+    </w:lvl>
+    <w:lvl w:ilvl="6" w:tplc="FFFFFFFF" w:tentative="1">
+      <w:start w:val="1"/>
+      <w:numFmt w:val="bullet"/>
+      <w:lvlText w:val=""/>
+      <w:lvlJc w:val="left"/>
+      <w:pPr>
+        <w:ind w:left="3360" w:hanging="480"/>
+      </w:pPr>
+      <w:rPr>
+        <w:rFonts w:ascii="Wingdings" w:hAnsi="Wingdings" w:hint="default"/>
+      </w:rPr>
+    </w:lvl>
+    <w:lvl w:ilvl="7" w:tplc="FFFFFFFF" w:tentative="1">
+      <w:start w:val="1"/>
+      <w:numFmt w:val="bullet"/>
+      <w:lvlText w:val=""/>
+      <w:lvlJc w:val="left"/>
+      <w:pPr>
+        <w:ind w:left="3840" w:hanging="480"/>
+      </w:pPr>
+      <w:rPr>
+        <w:rFonts w:ascii="Wingdings" w:hAnsi="Wingdings" w:hint="default"/>
+      </w:rPr>
+    </w:lvl>
+    <w:lvl w:ilvl="8" w:tplc="FFFFFFFF" w:tentative="1">
+      <w:start w:val="1"/>
+      <w:numFmt w:val="bullet"/>
+      <w:lvlText w:val=""/>
+      <w:lvlJc w:val="left"/>
+      <w:pPr>
+        <w:ind w:left="4320" w:hanging="480"/>
+      </w:pPr>
+      <w:rPr>
+        <w:rFonts w:ascii="Wingdings" w:hAnsi="Wingdings" w:hint="default"/>
+      </w:rPr>
+    </w:lvl>
+  </w:abstractNum>
+  <w:abstractNum w:abstractNumId="7" w15:restartNumberingAfterBreak="0">
     <w:nsid w:val="347E13F3"/>
     <w:multiLevelType w:val="hybridMultilevel"/>
     <w:tmpl w:val="EC5C25DA"/>
@@ -1489,7 +3452,7 @@
       </w:pPr>
     </w:lvl>
   </w:abstractNum>
-  <w:abstractNum w:abstractNumId="6" w15:restartNumberingAfterBreak="0">
+  <w:abstractNum w:abstractNumId="8" w15:restartNumberingAfterBreak="0">
     <w:nsid w:val="3840411B"/>
     <w:multiLevelType w:val="hybridMultilevel"/>
     <w:tmpl w:val="6A1E95EC"/>
@@ -1578,7 +3541,7 @@
       </w:pPr>
     </w:lvl>
   </w:abstractNum>
-  <w:abstractNum w:abstractNumId="7" w15:restartNumberingAfterBreak="0">
+  <w:abstractNum w:abstractNumId="9" w15:restartNumberingAfterBreak="0">
     <w:nsid w:val="40AC3E8A"/>
     <w:multiLevelType w:val="hybridMultilevel"/>
     <w:tmpl w:val="9EE8D63A"/>
@@ -1667,7 +3630,7 @@
       </w:pPr>
     </w:lvl>
   </w:abstractNum>
-  <w:abstractNum w:abstractNumId="8" w15:restartNumberingAfterBreak="0">
+  <w:abstractNum w:abstractNumId="10" w15:restartNumberingAfterBreak="0">
     <w:nsid w:val="41A46D3B"/>
     <w:multiLevelType w:val="hybridMultilevel"/>
     <w:tmpl w:val="2AE02300"/>
@@ -1756,7 +3719,7 @@
       </w:pPr>
     </w:lvl>
   </w:abstractNum>
-  <w:abstractNum w:abstractNumId="9" w15:restartNumberingAfterBreak="0">
+  <w:abstractNum w:abstractNumId="11" w15:restartNumberingAfterBreak="0">
     <w:nsid w:val="46A90159"/>
     <w:multiLevelType w:val="hybridMultilevel"/>
     <w:tmpl w:val="CC6ABE3A"/>
@@ -1845,7 +3808,120 @@
       </w:pPr>
     </w:lvl>
   </w:abstractNum>
-  <w:abstractNum w:abstractNumId="10" w15:restartNumberingAfterBreak="0">
+  <w:abstractNum w:abstractNumId="12" w15:restartNumberingAfterBreak="0">
+    <w:nsid w:val="490767DF"/>
+    <w:multiLevelType w:val="hybridMultilevel"/>
+    <w:tmpl w:val="DA34B0FE"/>
+    <w:lvl w:ilvl="0" w:tplc="04090001">
+      <w:start w:val="1"/>
+      <w:numFmt w:val="bullet"/>
+      <w:lvlText w:val=""/>
+      <w:lvlJc w:val="left"/>
+      <w:pPr>
+        <w:ind w:left="480" w:hanging="480"/>
+      </w:pPr>
+      <w:rPr>
+        <w:rFonts w:ascii="Wingdings" w:hAnsi="Wingdings" w:hint="default"/>
+      </w:rPr>
+    </w:lvl>
+    <w:lvl w:ilvl="1" w:tplc="04090003" w:tentative="1">
+      <w:start w:val="1"/>
+      <w:numFmt w:val="bullet"/>
+      <w:lvlText w:val=""/>
+      <w:lvlJc w:val="left"/>
+      <w:pPr>
+        <w:ind w:left="960" w:hanging="480"/>
+      </w:pPr>
+      <w:rPr>
+        <w:rFonts w:ascii="Wingdings" w:hAnsi="Wingdings" w:hint="default"/>
+      </w:rPr>
+    </w:lvl>
+    <w:lvl w:ilvl="2" w:tplc="04090005" w:tentative="1">
+      <w:start w:val="1"/>
+      <w:numFmt w:val="bullet"/>
+      <w:lvlText w:val=""/>
+      <w:lvlJc w:val="left"/>
+      <w:pPr>
+        <w:ind w:left="1440" w:hanging="480"/>
+      </w:pPr>
+      <w:rPr>
+        <w:rFonts w:ascii="Wingdings" w:hAnsi="Wingdings" w:hint="default"/>
+      </w:rPr>
+    </w:lvl>
+    <w:lvl w:ilvl="3" w:tplc="04090001" w:tentative="1">
+      <w:start w:val="1"/>
+      <w:numFmt w:val="bullet"/>
+      <w:lvlText w:val=""/>
+      <w:lvlJc w:val="left"/>
+      <w:pPr>
+        <w:ind w:left="1920" w:hanging="480"/>
+      </w:pPr>
+      <w:rPr>
+        <w:rFonts w:ascii="Wingdings" w:hAnsi="Wingdings" w:hint="default"/>
+      </w:rPr>
+    </w:lvl>
+    <w:lvl w:ilvl="4" w:tplc="04090003" w:tentative="1">
+      <w:start w:val="1"/>
+      <w:numFmt w:val="bullet"/>
+      <w:lvlText w:val=""/>
+      <w:lvlJc w:val="left"/>
+      <w:pPr>
+        <w:ind w:left="2400" w:hanging="480"/>
+      </w:pPr>
+      <w:rPr>
+        <w:rFonts w:ascii="Wingdings" w:hAnsi="Wingdings" w:hint="default"/>
+      </w:rPr>
+    </w:lvl>
+    <w:lvl w:ilvl="5" w:tplc="04090005" w:tentative="1">
+      <w:start w:val="1"/>
+      <w:numFmt w:val="bullet"/>
+      <w:lvlText w:val=""/>
+      <w:lvlJc w:val="left"/>
+      <w:pPr>
+        <w:ind w:left="2880" w:hanging="480"/>
+      </w:pPr>
+      <w:rPr>
+        <w:rFonts w:ascii="Wingdings" w:hAnsi="Wingdings" w:hint="default"/>
+      </w:rPr>
+    </w:lvl>
+    <w:lvl w:ilvl="6" w:tplc="04090001" w:tentative="1">
+      <w:start w:val="1"/>
+      <w:numFmt w:val="bullet"/>
+      <w:lvlText w:val=""/>
+      <w:lvlJc w:val="left"/>
+      <w:pPr>
+        <w:ind w:left="3360" w:hanging="480"/>
+      </w:pPr>
+      <w:rPr>
+        <w:rFonts w:ascii="Wingdings" w:hAnsi="Wingdings" w:hint="default"/>
+      </w:rPr>
+    </w:lvl>
+    <w:lvl w:ilvl="7" w:tplc="04090003" w:tentative="1">
+      <w:start w:val="1"/>
+      <w:numFmt w:val="bullet"/>
+      <w:lvlText w:val=""/>
+      <w:lvlJc w:val="left"/>
+      <w:pPr>
+        <w:ind w:left="3840" w:hanging="480"/>
+      </w:pPr>
+      <w:rPr>
+        <w:rFonts w:ascii="Wingdings" w:hAnsi="Wingdings" w:hint="default"/>
+      </w:rPr>
+    </w:lvl>
+    <w:lvl w:ilvl="8" w:tplc="04090005" w:tentative="1">
+      <w:start w:val="1"/>
+      <w:numFmt w:val="bullet"/>
+      <w:lvlText w:val=""/>
+      <w:lvlJc w:val="left"/>
+      <w:pPr>
+        <w:ind w:left="4320" w:hanging="480"/>
+      </w:pPr>
+      <w:rPr>
+        <w:rFonts w:ascii="Wingdings" w:hAnsi="Wingdings" w:hint="default"/>
+      </w:rPr>
+    </w:lvl>
+  </w:abstractNum>
+  <w:abstractNum w:abstractNumId="13" w15:restartNumberingAfterBreak="0">
     <w:nsid w:val="56FA716F"/>
     <w:multiLevelType w:val="hybridMultilevel"/>
     <w:tmpl w:val="22EE76FC"/>
@@ -1934,7 +4010,7 @@
       </w:pPr>
     </w:lvl>
   </w:abstractNum>
-  <w:abstractNum w:abstractNumId="11" w15:restartNumberingAfterBreak="0">
+  <w:abstractNum w:abstractNumId="14" w15:restartNumberingAfterBreak="0">
     <w:nsid w:val="5D066F3E"/>
     <w:multiLevelType w:val="hybridMultilevel"/>
     <w:tmpl w:val="8EE0A174"/>
@@ -2026,7 +4102,7 @@
       </w:pPr>
     </w:lvl>
   </w:abstractNum>
-  <w:abstractNum w:abstractNumId="12" w15:restartNumberingAfterBreak="0">
+  <w:abstractNum w:abstractNumId="15" w15:restartNumberingAfterBreak="0">
     <w:nsid w:val="5DBB0E9D"/>
     <w:multiLevelType w:val="hybridMultilevel"/>
     <w:tmpl w:val="3028D98A"/>
@@ -2115,7 +4191,7 @@
       </w:pPr>
     </w:lvl>
   </w:abstractNum>
-  <w:abstractNum w:abstractNumId="13" w15:restartNumberingAfterBreak="0">
+  <w:abstractNum w:abstractNumId="16" w15:restartNumberingAfterBreak="0">
     <w:nsid w:val="60277A0B"/>
     <w:multiLevelType w:val="hybridMultilevel"/>
     <w:tmpl w:val="9F08A40A"/>
@@ -2204,7 +4280,7 @@
       </w:pPr>
     </w:lvl>
   </w:abstractNum>
-  <w:abstractNum w:abstractNumId="14" w15:restartNumberingAfterBreak="0">
+  <w:abstractNum w:abstractNumId="17" w15:restartNumberingAfterBreak="0">
     <w:nsid w:val="67270297"/>
     <w:multiLevelType w:val="hybridMultilevel"/>
     <w:tmpl w:val="4C68BFBA"/>
@@ -2293,7 +4369,7 @@
       </w:pPr>
     </w:lvl>
   </w:abstractNum>
-  <w:abstractNum w:abstractNumId="15" w15:restartNumberingAfterBreak="0">
+  <w:abstractNum w:abstractNumId="18" w15:restartNumberingAfterBreak="0">
     <w:nsid w:val="72322A56"/>
     <w:multiLevelType w:val="hybridMultilevel"/>
     <w:tmpl w:val="C090D3C2"/>
@@ -2382,7 +4458,233 @@
       </w:pPr>
     </w:lvl>
   </w:abstractNum>
-  <w:abstractNum w:abstractNumId="16" w15:restartNumberingAfterBreak="0">
+  <w:abstractNum w:abstractNumId="19" w15:restartNumberingAfterBreak="0">
+    <w:nsid w:val="74367EAD"/>
+    <w:multiLevelType w:val="hybridMultilevel"/>
+    <w:tmpl w:val="FF8EB364"/>
+    <w:lvl w:ilvl="0" w:tplc="04090001">
+      <w:start w:val="1"/>
+      <w:numFmt w:val="bullet"/>
+      <w:lvlText w:val=""/>
+      <w:lvlJc w:val="left"/>
+      <w:pPr>
+        <w:ind w:left="480" w:hanging="480"/>
+      </w:pPr>
+      <w:rPr>
+        <w:rFonts w:ascii="Wingdings" w:hAnsi="Wingdings" w:hint="default"/>
+      </w:rPr>
+    </w:lvl>
+    <w:lvl w:ilvl="1" w:tplc="04090003" w:tentative="1">
+      <w:start w:val="1"/>
+      <w:numFmt w:val="bullet"/>
+      <w:lvlText w:val=""/>
+      <w:lvlJc w:val="left"/>
+      <w:pPr>
+        <w:ind w:left="960" w:hanging="480"/>
+      </w:pPr>
+      <w:rPr>
+        <w:rFonts w:ascii="Wingdings" w:hAnsi="Wingdings" w:hint="default"/>
+      </w:rPr>
+    </w:lvl>
+    <w:lvl w:ilvl="2" w:tplc="04090005" w:tentative="1">
+      <w:start w:val="1"/>
+      <w:numFmt w:val="bullet"/>
+      <w:lvlText w:val=""/>
+      <w:lvlJc w:val="left"/>
+      <w:pPr>
+        <w:ind w:left="1440" w:hanging="480"/>
+      </w:pPr>
+      <w:rPr>
+        <w:rFonts w:ascii="Wingdings" w:hAnsi="Wingdings" w:hint="default"/>
+      </w:rPr>
+    </w:lvl>
+    <w:lvl w:ilvl="3" w:tplc="04090001" w:tentative="1">
+      <w:start w:val="1"/>
+      <w:numFmt w:val="bullet"/>
+      <w:lvlText w:val=""/>
+      <w:lvlJc w:val="left"/>
+      <w:pPr>
+        <w:ind w:left="1920" w:hanging="480"/>
+      </w:pPr>
+      <w:rPr>
+        <w:rFonts w:ascii="Wingdings" w:hAnsi="Wingdings" w:hint="default"/>
+      </w:rPr>
+    </w:lvl>
+    <w:lvl w:ilvl="4" w:tplc="04090003" w:tentative="1">
+      <w:start w:val="1"/>
+      <w:numFmt w:val="bullet"/>
+      <w:lvlText w:val=""/>
+      <w:lvlJc w:val="left"/>
+      <w:pPr>
+        <w:ind w:left="2400" w:hanging="480"/>
+      </w:pPr>
+      <w:rPr>
+        <w:rFonts w:ascii="Wingdings" w:hAnsi="Wingdings" w:hint="default"/>
+      </w:rPr>
+    </w:lvl>
+    <w:lvl w:ilvl="5" w:tplc="04090005" w:tentative="1">
+      <w:start w:val="1"/>
+      <w:numFmt w:val="bullet"/>
+      <w:lvlText w:val=""/>
+      <w:lvlJc w:val="left"/>
+      <w:pPr>
+        <w:ind w:left="2880" w:hanging="480"/>
+      </w:pPr>
+      <w:rPr>
+        <w:rFonts w:ascii="Wingdings" w:hAnsi="Wingdings" w:hint="default"/>
+      </w:rPr>
+    </w:lvl>
+    <w:lvl w:ilvl="6" w:tplc="04090001" w:tentative="1">
+      <w:start w:val="1"/>
+      <w:numFmt w:val="bullet"/>
+      <w:lvlText w:val=""/>
+      <w:lvlJc w:val="left"/>
+      <w:pPr>
+        <w:ind w:left="3360" w:hanging="480"/>
+      </w:pPr>
+      <w:rPr>
+        <w:rFonts w:ascii="Wingdings" w:hAnsi="Wingdings" w:hint="default"/>
+      </w:rPr>
+    </w:lvl>
+    <w:lvl w:ilvl="7" w:tplc="04090003" w:tentative="1">
+      <w:start w:val="1"/>
+      <w:numFmt w:val="bullet"/>
+      <w:lvlText w:val=""/>
+      <w:lvlJc w:val="left"/>
+      <w:pPr>
+        <w:ind w:left="3840" w:hanging="480"/>
+      </w:pPr>
+      <w:rPr>
+        <w:rFonts w:ascii="Wingdings" w:hAnsi="Wingdings" w:hint="default"/>
+      </w:rPr>
+    </w:lvl>
+    <w:lvl w:ilvl="8" w:tplc="04090005" w:tentative="1">
+      <w:start w:val="1"/>
+      <w:numFmt w:val="bullet"/>
+      <w:lvlText w:val=""/>
+      <w:lvlJc w:val="left"/>
+      <w:pPr>
+        <w:ind w:left="4320" w:hanging="480"/>
+      </w:pPr>
+      <w:rPr>
+        <w:rFonts w:ascii="Wingdings" w:hAnsi="Wingdings" w:hint="default"/>
+      </w:rPr>
+    </w:lvl>
+  </w:abstractNum>
+  <w:abstractNum w:abstractNumId="20" w15:restartNumberingAfterBreak="0">
+    <w:nsid w:val="76FB5307"/>
+    <w:multiLevelType w:val="hybridMultilevel"/>
+    <w:tmpl w:val="D38656A2"/>
+    <w:lvl w:ilvl="0" w:tplc="04090001">
+      <w:start w:val="1"/>
+      <w:numFmt w:val="bullet"/>
+      <w:lvlText w:val=""/>
+      <w:lvlJc w:val="left"/>
+      <w:pPr>
+        <w:ind w:left="480" w:hanging="480"/>
+      </w:pPr>
+      <w:rPr>
+        <w:rFonts w:ascii="Wingdings" w:hAnsi="Wingdings" w:hint="default"/>
+      </w:rPr>
+    </w:lvl>
+    <w:lvl w:ilvl="1" w:tplc="04090003">
+      <w:start w:val="1"/>
+      <w:numFmt w:val="bullet"/>
+      <w:lvlText w:val=""/>
+      <w:lvlJc w:val="left"/>
+      <w:pPr>
+        <w:ind w:left="960" w:hanging="480"/>
+      </w:pPr>
+      <w:rPr>
+        <w:rFonts w:ascii="Wingdings" w:hAnsi="Wingdings" w:hint="default"/>
+      </w:rPr>
+    </w:lvl>
+    <w:lvl w:ilvl="2" w:tplc="04090005" w:tentative="1">
+      <w:start w:val="1"/>
+      <w:numFmt w:val="bullet"/>
+      <w:lvlText w:val=""/>
+      <w:lvlJc w:val="left"/>
+      <w:pPr>
+        <w:ind w:left="1440" w:hanging="480"/>
+      </w:pPr>
+      <w:rPr>
+        <w:rFonts w:ascii="Wingdings" w:hAnsi="Wingdings" w:hint="default"/>
+      </w:rPr>
+    </w:lvl>
+    <w:lvl w:ilvl="3" w:tplc="04090001" w:tentative="1">
+      <w:start w:val="1"/>
+      <w:numFmt w:val="bullet"/>
+      <w:lvlText w:val=""/>
+      <w:lvlJc w:val="left"/>
+      <w:pPr>
+        <w:ind w:left="1920" w:hanging="480"/>
+      </w:pPr>
+      <w:rPr>
+        <w:rFonts w:ascii="Wingdings" w:hAnsi="Wingdings" w:hint="default"/>
+      </w:rPr>
+    </w:lvl>
+    <w:lvl w:ilvl="4" w:tplc="04090003" w:tentative="1">
+      <w:start w:val="1"/>
+      <w:numFmt w:val="bullet"/>
+      <w:lvlText w:val=""/>
+      <w:lvlJc w:val="left"/>
+      <w:pPr>
+        <w:ind w:left="2400" w:hanging="480"/>
+      </w:pPr>
+      <w:rPr>
+        <w:rFonts w:ascii="Wingdings" w:hAnsi="Wingdings" w:hint="default"/>
+      </w:rPr>
+    </w:lvl>
+    <w:lvl w:ilvl="5" w:tplc="04090005" w:tentative="1">
+      <w:start w:val="1"/>
+      <w:numFmt w:val="bullet"/>
+      <w:lvlText w:val=""/>
+      <w:lvlJc w:val="left"/>
+      <w:pPr>
+        <w:ind w:left="2880" w:hanging="480"/>
+      </w:pPr>
+      <w:rPr>
+        <w:rFonts w:ascii="Wingdings" w:hAnsi="Wingdings" w:hint="default"/>
+      </w:rPr>
+    </w:lvl>
+    <w:lvl w:ilvl="6" w:tplc="04090001" w:tentative="1">
+      <w:start w:val="1"/>
+      <w:numFmt w:val="bullet"/>
+      <w:lvlText w:val=""/>
+      <w:lvlJc w:val="left"/>
+      <w:pPr>
+        <w:ind w:left="3360" w:hanging="480"/>
+      </w:pPr>
+      <w:rPr>
+        <w:rFonts w:ascii="Wingdings" w:hAnsi="Wingdings" w:hint="default"/>
+      </w:rPr>
+    </w:lvl>
+    <w:lvl w:ilvl="7" w:tplc="04090003" w:tentative="1">
+      <w:start w:val="1"/>
+      <w:numFmt w:val="bullet"/>
+      <w:lvlText w:val=""/>
+      <w:lvlJc w:val="left"/>
+      <w:pPr>
+        <w:ind w:left="3840" w:hanging="480"/>
+      </w:pPr>
+      <w:rPr>
+        <w:rFonts w:ascii="Wingdings" w:hAnsi="Wingdings" w:hint="default"/>
+      </w:rPr>
+    </w:lvl>
+    <w:lvl w:ilvl="8" w:tplc="04090005" w:tentative="1">
+      <w:start w:val="1"/>
+      <w:numFmt w:val="bullet"/>
+      <w:lvlText w:val=""/>
+      <w:lvlJc w:val="left"/>
+      <w:pPr>
+        <w:ind w:left="4320" w:hanging="480"/>
+      </w:pPr>
+      <w:rPr>
+        <w:rFonts w:ascii="Wingdings" w:hAnsi="Wingdings" w:hint="default"/>
+      </w:rPr>
+    </w:lvl>
+  </w:abstractNum>
+  <w:abstractNum w:abstractNumId="21" w15:restartNumberingAfterBreak="0">
     <w:nsid w:val="79684D21"/>
     <w:multiLevelType w:val="hybridMultilevel"/>
     <w:tmpl w:val="AEC43B2A"/>
@@ -2474,7 +4776,7 @@
       </w:pPr>
     </w:lvl>
   </w:abstractNum>
-  <w:abstractNum w:abstractNumId="17" w15:restartNumberingAfterBreak="0">
+  <w:abstractNum w:abstractNumId="22" w15:restartNumberingAfterBreak="0">
     <w:nsid w:val="7C5466F5"/>
     <w:multiLevelType w:val="hybridMultilevel"/>
     <w:tmpl w:val="8966B806"/>
@@ -2563,59 +4865,190 @@
       </w:pPr>
     </w:lvl>
   </w:abstractNum>
+  <w:abstractNum w:abstractNumId="23" w15:restartNumberingAfterBreak="0">
+    <w:nsid w:val="7DC537DC"/>
+    <w:multiLevelType w:val="hybridMultilevel"/>
+    <w:tmpl w:val="033EC28C"/>
+    <w:lvl w:ilvl="0" w:tplc="04090001">
+      <w:start w:val="1"/>
+      <w:numFmt w:val="bullet"/>
+      <w:lvlText w:val=""/>
+      <w:lvlJc w:val="left"/>
+      <w:pPr>
+        <w:ind w:left="480" w:hanging="480"/>
+      </w:pPr>
+      <w:rPr>
+        <w:rFonts w:ascii="Wingdings" w:hAnsi="Wingdings" w:hint="default"/>
+      </w:rPr>
+    </w:lvl>
+    <w:lvl w:ilvl="1" w:tplc="04090003" w:tentative="1">
+      <w:start w:val="1"/>
+      <w:numFmt w:val="bullet"/>
+      <w:lvlText w:val=""/>
+      <w:lvlJc w:val="left"/>
+      <w:pPr>
+        <w:ind w:left="960" w:hanging="480"/>
+      </w:pPr>
+      <w:rPr>
+        <w:rFonts w:ascii="Wingdings" w:hAnsi="Wingdings" w:hint="default"/>
+      </w:rPr>
+    </w:lvl>
+    <w:lvl w:ilvl="2" w:tplc="04090005" w:tentative="1">
+      <w:start w:val="1"/>
+      <w:numFmt w:val="bullet"/>
+      <w:lvlText w:val=""/>
+      <w:lvlJc w:val="left"/>
+      <w:pPr>
+        <w:ind w:left="1440" w:hanging="480"/>
+      </w:pPr>
+      <w:rPr>
+        <w:rFonts w:ascii="Wingdings" w:hAnsi="Wingdings" w:hint="default"/>
+      </w:rPr>
+    </w:lvl>
+    <w:lvl w:ilvl="3" w:tplc="04090001" w:tentative="1">
+      <w:start w:val="1"/>
+      <w:numFmt w:val="bullet"/>
+      <w:lvlText w:val=""/>
+      <w:lvlJc w:val="left"/>
+      <w:pPr>
+        <w:ind w:left="1920" w:hanging="480"/>
+      </w:pPr>
+      <w:rPr>
+        <w:rFonts w:ascii="Wingdings" w:hAnsi="Wingdings" w:hint="default"/>
+      </w:rPr>
+    </w:lvl>
+    <w:lvl w:ilvl="4" w:tplc="04090003" w:tentative="1">
+      <w:start w:val="1"/>
+      <w:numFmt w:val="bullet"/>
+      <w:lvlText w:val=""/>
+      <w:lvlJc w:val="left"/>
+      <w:pPr>
+        <w:ind w:left="2400" w:hanging="480"/>
+      </w:pPr>
+      <w:rPr>
+        <w:rFonts w:ascii="Wingdings" w:hAnsi="Wingdings" w:hint="default"/>
+      </w:rPr>
+    </w:lvl>
+    <w:lvl w:ilvl="5" w:tplc="04090005" w:tentative="1">
+      <w:start w:val="1"/>
+      <w:numFmt w:val="bullet"/>
+      <w:lvlText w:val=""/>
+      <w:lvlJc w:val="left"/>
+      <w:pPr>
+        <w:ind w:left="2880" w:hanging="480"/>
+      </w:pPr>
+      <w:rPr>
+        <w:rFonts w:ascii="Wingdings" w:hAnsi="Wingdings" w:hint="default"/>
+      </w:rPr>
+    </w:lvl>
+    <w:lvl w:ilvl="6" w:tplc="04090001" w:tentative="1">
+      <w:start w:val="1"/>
+      <w:numFmt w:val="bullet"/>
+      <w:lvlText w:val=""/>
+      <w:lvlJc w:val="left"/>
+      <w:pPr>
+        <w:ind w:left="3360" w:hanging="480"/>
+      </w:pPr>
+      <w:rPr>
+        <w:rFonts w:ascii="Wingdings" w:hAnsi="Wingdings" w:hint="default"/>
+      </w:rPr>
+    </w:lvl>
+    <w:lvl w:ilvl="7" w:tplc="04090003" w:tentative="1">
+      <w:start w:val="1"/>
+      <w:numFmt w:val="bullet"/>
+      <w:lvlText w:val=""/>
+      <w:lvlJc w:val="left"/>
+      <w:pPr>
+        <w:ind w:left="3840" w:hanging="480"/>
+      </w:pPr>
+      <w:rPr>
+        <w:rFonts w:ascii="Wingdings" w:hAnsi="Wingdings" w:hint="default"/>
+      </w:rPr>
+    </w:lvl>
+    <w:lvl w:ilvl="8" w:tplc="04090005" w:tentative="1">
+      <w:start w:val="1"/>
+      <w:numFmt w:val="bullet"/>
+      <w:lvlText w:val=""/>
+      <w:lvlJc w:val="left"/>
+      <w:pPr>
+        <w:ind w:left="4320" w:hanging="480"/>
+      </w:pPr>
+      <w:rPr>
+        <w:rFonts w:ascii="Wingdings" w:hAnsi="Wingdings" w:hint="default"/>
+      </w:rPr>
+    </w:lvl>
+  </w:abstractNum>
   <w:num w:numId="1" w16cid:durableId="2046170418">
-    <w:abstractNumId w:val="12"/>
+    <w:abstractNumId w:val="15"/>
   </w:num>
   <w:num w:numId="2" w16cid:durableId="513957913">
-    <w:abstractNumId w:val="10"/>
+    <w:abstractNumId w:val="13"/>
   </w:num>
   <w:num w:numId="3" w16cid:durableId="1424491315">
-    <w:abstractNumId w:val="13"/>
+    <w:abstractNumId w:val="16"/>
   </w:num>
   <w:num w:numId="4" w16cid:durableId="1795367727">
-    <w:abstractNumId w:val="15"/>
+    <w:abstractNumId w:val="18"/>
   </w:num>
   <w:num w:numId="5" w16cid:durableId="2069692732">
-    <w:abstractNumId w:val="17"/>
+    <w:abstractNumId w:val="22"/>
   </w:num>
   <w:num w:numId="6" w16cid:durableId="583027598">
     <w:abstractNumId w:val="0"/>
   </w:num>
   <w:num w:numId="7" w16cid:durableId="85224836">
-    <w:abstractNumId w:val="4"/>
+    <w:abstractNumId w:val="5"/>
   </w:num>
   <w:num w:numId="8" w16cid:durableId="422537051">
-    <w:abstractNumId w:val="9"/>
+    <w:abstractNumId w:val="11"/>
   </w:num>
   <w:num w:numId="9" w16cid:durableId="2026054942">
-    <w:abstractNumId w:val="14"/>
+    <w:abstractNumId w:val="17"/>
   </w:num>
   <w:num w:numId="10" w16cid:durableId="1353914970">
+    <w:abstractNumId w:val="10"/>
+  </w:num>
+  <w:num w:numId="11" w16cid:durableId="250747521">
+    <w:abstractNumId w:val="7"/>
+  </w:num>
+  <w:num w:numId="12" w16cid:durableId="1877966530">
     <w:abstractNumId w:val="8"/>
   </w:num>
-  <w:num w:numId="11" w16cid:durableId="250747521">
-    <w:abstractNumId w:val="5"/>
-  </w:num>
-  <w:num w:numId="12" w16cid:durableId="1877966530">
-    <w:abstractNumId w:val="6"/>
-  </w:num>
   <w:num w:numId="13" w16cid:durableId="93744203">
-    <w:abstractNumId w:val="7"/>
+    <w:abstractNumId w:val="9"/>
   </w:num>
   <w:num w:numId="14" w16cid:durableId="431976068">
     <w:abstractNumId w:val="1"/>
   </w:num>
   <w:num w:numId="15" w16cid:durableId="1314721987">
+    <w:abstractNumId w:val="4"/>
+  </w:num>
+  <w:num w:numId="16" w16cid:durableId="1924603707">
+    <w:abstractNumId w:val="14"/>
+  </w:num>
+  <w:num w:numId="17" w16cid:durableId="577402691">
     <w:abstractNumId w:val="3"/>
   </w:num>
-  <w:num w:numId="16" w16cid:durableId="1924603707">
-    <w:abstractNumId w:val="11"/>
+  <w:num w:numId="18" w16cid:durableId="795105774">
+    <w:abstractNumId w:val="21"/>
   </w:num>
-  <w:num w:numId="17" w16cid:durableId="577402691">
+  <w:num w:numId="19" w16cid:durableId="1580560231">
     <w:abstractNumId w:val="2"/>
   </w:num>
-  <w:num w:numId="18" w16cid:durableId="795105774">
-    <w:abstractNumId w:val="16"/>
+  <w:num w:numId="20" w16cid:durableId="1147435918">
+    <w:abstractNumId w:val="12"/>
+  </w:num>
+  <w:num w:numId="21" w16cid:durableId="970981672">
+    <w:abstractNumId w:val="20"/>
+  </w:num>
+  <w:num w:numId="22" w16cid:durableId="1486125093">
+    <w:abstractNumId w:val="23"/>
+  </w:num>
+  <w:num w:numId="23" w16cid:durableId="849756603">
+    <w:abstractNumId w:val="19"/>
+  </w:num>
+  <w:num w:numId="24" w16cid:durableId="1629773724">
+    <w:abstractNumId w:val="6"/>
   </w:num>
 </w:numbering>
 </file>
@@ -3225,6 +5658,7 @@
   <w:style w:type="character" w:default="1" w:styleId="a0">
     <w:name w:val="Default Paragraph Font"/>
     <w:uiPriority w:val="1"/>
+    <w:semiHidden/>
     <w:unhideWhenUsed/>
   </w:style>
   <w:style w:type="table" w:default="1" w:styleId="a1">

--- a/prompt 庫/0603prompt.docx
+++ b/prompt 庫/0603prompt.docx
@@ -839,11 +839,6 @@
     <w:p/>
     <w:p/>
     <w:p>
-      <w:pPr>
-        <w:rPr>
-          <w:rFonts w:hint="eastAsia"/>
-        </w:rPr>
-      </w:pPr>
       <w:r>
         <w:rPr>
           <w:rFonts w:hint="eastAsia"/>
@@ -904,11 +899,6 @@
     </w:p>
     <w:p/>
     <w:p>
-      <w:pPr>
-        <w:rPr>
-          <w:rFonts w:hint="eastAsia"/>
-        </w:rPr>
-      </w:pPr>
       <w:r>
         <w:rPr>
           <w:rFonts w:hint="eastAsia"/>
@@ -917,11 +907,6 @@
       </w:r>
     </w:p>
     <w:p>
-      <w:pPr>
-        <w:rPr>
-          <w:rFonts w:hint="eastAsia"/>
-        </w:rPr>
-      </w:pPr>
       <w:r>
         <w:rPr>
           <w:rFonts w:hint="eastAsia"/>
@@ -936,11 +921,6 @@
       </w:r>
     </w:p>
     <w:p>
-      <w:pPr>
-        <w:rPr>
-          <w:rFonts w:hint="eastAsia"/>
-        </w:rPr>
-      </w:pPr>
       <w:r>
         <w:rPr>
           <w:rFonts w:hint="eastAsia"/>
@@ -1036,11 +1016,6 @@
     </w:p>
     <w:p/>
     <w:p>
-      <w:pPr>
-        <w:rPr>
-          <w:rFonts w:hint="eastAsia"/>
-        </w:rPr>
-      </w:pPr>
       <w:r>
         <w:rPr>
           <w:rFonts w:hint="eastAsia"/>
@@ -1064,7 +1039,6 @@
     <w:p>
       <w:pPr>
         <w:rPr>
-          <w:rFonts w:hint="eastAsia"/>
           <w:b/>
           <w:bCs/>
         </w:rPr>
@@ -1105,11 +1079,6 @@
       </w:r>
     </w:p>
     <w:p>
-      <w:pPr>
-        <w:rPr>
-          <w:rFonts w:hint="eastAsia"/>
-        </w:rPr>
-      </w:pPr>
       <w:r>
         <w:rPr>
           <w:rFonts w:hint="eastAsia"/>
@@ -1180,9 +1149,6 @@
           <w:ilvl w:val="0"/>
           <w:numId w:val="19"/>
         </w:numPr>
-        <w:rPr>
-          <w:rFonts w:hint="eastAsia"/>
-        </w:rPr>
       </w:pPr>
       <w:r>
         <w:rPr>
@@ -1228,9 +1194,6 @@
           <w:ilvl w:val="0"/>
           <w:numId w:val="19"/>
         </w:numPr>
-        <w:rPr>
-          <w:rFonts w:hint="eastAsia"/>
-        </w:rPr>
       </w:pPr>
       <w:r>
         <w:rPr>
@@ -1266,9 +1229,6 @@
           <w:ilvl w:val="0"/>
           <w:numId w:val="19"/>
         </w:numPr>
-        <w:rPr>
-          <w:rFonts w:hint="eastAsia"/>
-        </w:rPr>
       </w:pPr>
       <w:r>
         <w:rPr>
@@ -1287,7 +1247,6 @@
     <w:p>
       <w:pPr>
         <w:rPr>
-          <w:rFonts w:hint="eastAsia"/>
           <w:b/>
           <w:bCs/>
         </w:rPr>
@@ -1329,11 +1288,6 @@
       </w:r>
     </w:p>
     <w:p>
-      <w:pPr>
-        <w:rPr>
-          <w:rFonts w:hint="eastAsia"/>
-        </w:rPr>
-      </w:pPr>
       <w:r>
         <w:rPr>
           <w:rFonts w:hint="eastAsia"/>
@@ -1348,9 +1302,6 @@
           <w:ilvl w:val="0"/>
           <w:numId w:val="20"/>
         </w:numPr>
-        <w:rPr>
-          <w:rFonts w:hint="eastAsia"/>
-        </w:rPr>
       </w:pPr>
       <w:r>
         <w:rPr>
@@ -1384,9 +1335,6 @@
           <w:ilvl w:val="0"/>
           <w:numId w:val="20"/>
         </w:numPr>
-        <w:rPr>
-          <w:rFonts w:hint="eastAsia"/>
-        </w:rPr>
       </w:pPr>
       <w:r>
         <w:rPr>
@@ -1436,9 +1384,6 @@
           <w:ilvl w:val="0"/>
           <w:numId w:val="20"/>
         </w:numPr>
-        <w:rPr>
-          <w:rFonts w:hint="eastAsia"/>
-        </w:rPr>
       </w:pPr>
       <w:r>
         <w:rPr>
@@ -1541,7 +1486,6 @@
     <w:p>
       <w:pPr>
         <w:rPr>
-          <w:rFonts w:hint="eastAsia"/>
           <w:b/>
           <w:bCs/>
         </w:rPr>
@@ -1582,11 +1526,6 @@
       </w:r>
     </w:p>
     <w:p>
-      <w:pPr>
-        <w:rPr>
-          <w:rFonts w:hint="eastAsia"/>
-        </w:rPr>
-      </w:pPr>
       <w:r>
         <w:rPr>
           <w:rFonts w:hint="eastAsia"/>
@@ -1609,11 +1548,6 @@
       </w:r>
     </w:p>
     <w:p>
-      <w:pPr>
-        <w:rPr>
-          <w:rFonts w:hint="eastAsia"/>
-        </w:rPr>
-      </w:pPr>
       <w:r>
         <w:rPr>
           <w:rFonts w:hint="eastAsia"/>
@@ -1628,11 +1562,6 @@
       </w:r>
     </w:p>
     <w:p>
-      <w:pPr>
-        <w:rPr>
-          <w:rFonts w:hint="eastAsia"/>
-        </w:rPr>
-      </w:pPr>
       <w:r>
         <w:rPr>
           <w:rFonts w:hint="eastAsia"/>
@@ -1739,11 +1668,6 @@
       </w:r>
     </w:p>
     <w:p>
-      <w:pPr>
-        <w:rPr>
-          <w:rFonts w:hint="eastAsia"/>
-        </w:rPr>
-      </w:pPr>
       <w:r>
         <w:rPr>
           <w:rFonts w:hint="eastAsia"/>
@@ -1765,19 +1689,7 @@
         <w:rPr>
           <w:rFonts w:hint="eastAsia"/>
         </w:rPr>
-        <w:t>請</w:t>
-      </w:r>
-      <w:r>
-        <w:rPr>
-          <w:rFonts w:hint="eastAsia"/>
-        </w:rPr>
-        <w:t>嚴</w:t>
-      </w:r>
-      <w:r>
-        <w:rPr>
-          <w:rFonts w:hint="eastAsia"/>
-        </w:rPr>
-        <w:t>格使用以下格式標</w:t>
+        <w:t>請嚴格使用以下格式標</w:t>
       </w:r>
       <w:proofErr w:type="gramStart"/>
       <w:r>
@@ -1837,9 +1749,6 @@
           <w:ilvl w:val="0"/>
           <w:numId w:val="21"/>
         </w:numPr>
-        <w:rPr>
-          <w:rFonts w:hint="eastAsia"/>
-        </w:rPr>
       </w:pPr>
       <w:r>
         <w:rPr>
@@ -1885,9 +1794,6 @@
           <w:ilvl w:val="0"/>
           <w:numId w:val="21"/>
         </w:numPr>
-        <w:rPr>
-          <w:rFonts w:hint="eastAsia"/>
-        </w:rPr>
       </w:pPr>
       <w:r>
         <w:rPr>
@@ -1909,9 +1815,6 @@
           <w:ilvl w:val="1"/>
           <w:numId w:val="21"/>
         </w:numPr>
-        <w:rPr>
-          <w:rFonts w:hint="eastAsia"/>
-        </w:rPr>
       </w:pPr>
       <w:r>
         <w:rPr>
@@ -1933,9 +1836,6 @@
           <w:ilvl w:val="1"/>
           <w:numId w:val="21"/>
         </w:numPr>
-        <w:rPr>
-          <w:rFonts w:hint="eastAsia"/>
-        </w:rPr>
       </w:pPr>
       <w:r>
         <w:rPr>
@@ -1957,9 +1857,6 @@
           <w:ilvl w:val="1"/>
           <w:numId w:val="21"/>
         </w:numPr>
-        <w:rPr>
-          <w:rFonts w:hint="eastAsia"/>
-        </w:rPr>
       </w:pPr>
       <w:r>
         <w:rPr>
@@ -1995,9 +1892,6 @@
           <w:ilvl w:val="1"/>
           <w:numId w:val="21"/>
         </w:numPr>
-        <w:rPr>
-          <w:rFonts w:hint="eastAsia"/>
-        </w:rPr>
       </w:pPr>
       <w:r>
         <w:rPr>
@@ -2019,9 +1913,6 @@
           <w:ilvl w:val="1"/>
           <w:numId w:val="21"/>
         </w:numPr>
-        <w:rPr>
-          <w:rFonts w:hint="eastAsia"/>
-        </w:rPr>
       </w:pPr>
       <w:r>
         <w:rPr>
@@ -2038,14 +1929,30 @@
     </w:p>
     <w:p>
       <w:pPr>
-        <w:rPr>
-          <w:rFonts w:hint="eastAsia"/>
-        </w:rPr>
-      </w:pPr>
-      <w:r>
-        <w:rPr>
-          <w:rFonts w:hint="eastAsia"/>
-        </w:rPr>
+        <w:widowControl/>
+        <w:numPr>
+          <w:ilvl w:val="1"/>
+          <w:numId w:val="21"/>
+        </w:numPr>
+        <w:shd w:val="clear" w:color="auto" w:fill="FFFFFF"/>
+        <w:spacing w:before="60" w:after="100" w:afterAutospacing="1" w:line="240" w:lineRule="auto"/>
+        <w:rPr>
+          <w:rFonts w:hint="eastAsia"/>
+        </w:rPr>
+      </w:pPr>
+      <w:r>
+        <w:t>Other</w:t>
+      </w:r>
+      <w:r>
+        <w:t>（請自命名，並補一行說明用途）</w:t>
+      </w:r>
+    </w:p>
+    <w:p>
+      <w:r>
+        <w:rPr>
+          <w:rFonts w:hint="eastAsia"/>
+        </w:rPr>
+        <w:lastRenderedPageBreak/>
         <w:t>範例語句參考：</w:t>
       </w:r>
     </w:p>
@@ -2056,15 +1963,11 @@
           <w:ilvl w:val="0"/>
           <w:numId w:val="24"/>
         </w:numPr>
-        <w:rPr>
-          <w:rFonts w:hint="eastAsia"/>
-        </w:rPr>
-      </w:pPr>
-      <w:r>
-        <w:rPr>
-          <w:rFonts w:hint="eastAsia"/>
-        </w:rPr>
-        <w:lastRenderedPageBreak/>
+      </w:pPr>
+      <w:r>
+        <w:rPr>
+          <w:rFonts w:hint="eastAsia"/>
+        </w:rPr>
         <w:t xml:space="preserve">Fly Tower </w:t>
       </w:r>
       <w:r>
@@ -2099,9 +2002,6 @@
           <w:ilvl w:val="0"/>
           <w:numId w:val="24"/>
         </w:numPr>
-        <w:rPr>
-          <w:rFonts w:hint="eastAsia"/>
-        </w:rPr>
       </w:pPr>
       <w:r>
         <w:rPr>
@@ -2141,9 +2041,6 @@
           <w:ilvl w:val="0"/>
           <w:numId w:val="24"/>
         </w:numPr>
-        <w:rPr>
-          <w:rFonts w:hint="eastAsia"/>
-        </w:rPr>
       </w:pPr>
       <w:r>
         <w:rPr>
@@ -2183,9 +2080,6 @@
           <w:ilvl w:val="0"/>
           <w:numId w:val="24"/>
         </w:numPr>
-        <w:rPr>
-          <w:rFonts w:hint="eastAsia"/>
-        </w:rPr>
       </w:pPr>
       <w:r>
         <w:rPr>
@@ -2225,9 +2119,6 @@
           <w:ilvl w:val="0"/>
           <w:numId w:val="22"/>
         </w:numPr>
-        <w:rPr>
-          <w:rFonts w:hint="eastAsia"/>
-        </w:rPr>
       </w:pPr>
       <w:r>
         <w:rPr>
@@ -2264,7 +2155,6 @@
     <w:p>
       <w:pPr>
         <w:rPr>
-          <w:rFonts w:hint="eastAsia"/>
           <w:b/>
           <w:bCs/>
         </w:rPr>
@@ -2305,11 +2195,6 @@
       </w:r>
     </w:p>
     <w:p>
-      <w:pPr>
-        <w:rPr>
-          <w:rFonts w:hint="eastAsia"/>
-        </w:rPr>
-      </w:pPr>
       <w:r>
         <w:rPr>
           <w:rFonts w:hint="eastAsia"/>
@@ -2324,9 +2209,6 @@
           <w:ilvl w:val="0"/>
           <w:numId w:val="23"/>
         </w:numPr>
-        <w:rPr>
-          <w:rFonts w:hint="eastAsia"/>
-        </w:rPr>
       </w:pPr>
       <w:r>
         <w:rPr>
@@ -2376,9 +2258,6 @@
           <w:ilvl w:val="0"/>
           <w:numId w:val="23"/>
         </w:numPr>
-        <w:rPr>
-          <w:rFonts w:hint="eastAsia"/>
-        </w:rPr>
       </w:pPr>
       <w:r>
         <w:rPr>
@@ -2400,9 +2279,6 @@
           <w:ilvl w:val="0"/>
           <w:numId w:val="23"/>
         </w:numPr>
-        <w:rPr>
-          <w:rFonts w:hint="eastAsia"/>
-        </w:rPr>
       </w:pPr>
       <w:r>
         <w:rPr>
@@ -2421,7 +2297,6 @@
     <w:p>
       <w:pPr>
         <w:rPr>
-          <w:rFonts w:hint="eastAsia"/>
           <w:b/>
           <w:bCs/>
         </w:rPr>
@@ -2437,11 +2312,6 @@
     </w:p>
     <w:p/>
     <w:p>
-      <w:pPr>
-        <w:rPr>
-          <w:rFonts w:hint="eastAsia"/>
-        </w:rPr>
-      </w:pPr>
       <w:r>
         <w:rPr>
           <w:rFonts w:hint="eastAsia"/>
@@ -2450,11 +2320,6 @@
       </w:r>
     </w:p>
     <w:p>
-      <w:pPr>
-        <w:rPr>
-          <w:rFonts w:hint="eastAsia"/>
-        </w:rPr>
-      </w:pPr>
       <w:r>
         <w:rPr>
           <w:rFonts w:hint="eastAsia"/>
@@ -2493,11 +2358,6 @@
       </w:r>
     </w:p>
     <w:p>
-      <w:pPr>
-        <w:rPr>
-          <w:rFonts w:hint="eastAsia"/>
-        </w:rPr>
-      </w:pPr>
       <w:r>
         <w:rPr>
           <w:rFonts w:hint="eastAsia"/>
@@ -2531,79 +2391,81 @@
     </w:p>
     <w:p/>
     <w:p>
-      <w:pPr>
-        <w:rPr>
-          <w:rFonts w:hint="eastAsia"/>
-        </w:rPr>
-      </w:pPr>
-      <w:r>
-        <w:rPr>
-          <w:rFonts w:hint="eastAsia"/>
-        </w:rPr>
-        <w:t>**</w:t>
-      </w:r>
-      <w:r>
-        <w:rPr>
-          <w:rFonts w:ascii="Segoe UI Emoji" w:hAnsi="Segoe UI Emoji" w:cs="Segoe UI Emoji"/>
-        </w:rPr>
-        <w:t>💡</w:t>
-      </w:r>
-      <w:r>
-        <w:rPr>
-          <w:rFonts w:hint="eastAsia"/>
-        </w:rPr>
+      <w:r>
+        <w:rPr>
+          <w:rFonts w:hint="eastAsia"/>
+        </w:rPr>
+        <w:lastRenderedPageBreak/>
+        <w:t>執行提示：請先根據「空間構成補充資料」辨識空間語彙與構成方式，再結合「文字說明」建構完整的</w:t>
+      </w:r>
+      <w:r>
+        <w:rPr>
+          <w:rFonts w:hint="eastAsia"/>
+        </w:rPr>
+        <w:t xml:space="preserve"> Precedent DNA</w:t>
+      </w:r>
+      <w:r>
+        <w:rPr>
+          <w:rFonts w:hint="eastAsia"/>
+        </w:rPr>
+        <w:t>。若某些資訊未在資料中明確提供，請根據建築經驗合理推論並加</w:t>
+      </w:r>
+      <w:proofErr w:type="gramStart"/>
+      <w:r>
+        <w:rPr>
+          <w:rFonts w:hint="eastAsia"/>
+        </w:rPr>
+        <w:t>註</w:t>
+      </w:r>
+      <w:proofErr w:type="gramEnd"/>
+      <w:r>
+        <w:rPr>
+          <w:rFonts w:hint="eastAsia"/>
+        </w:rPr>
+        <w:t>「（推測）」，若完全無法推論請註明「未知」。</w:t>
+      </w:r>
+    </w:p>
+    <w:p/>
+    <w:p>
+      <w:pPr>
+        <w:rPr>
+          <w:rFonts w:hint="eastAsia"/>
+        </w:rPr>
+      </w:pPr>
+      <w:r>
+        <w:t>輸出規範：僅輸出一個有效的</w:t>
+      </w:r>
+      <w:r>
+        <w:t xml:space="preserve"> Markdown JSON </w:t>
+      </w:r>
+      <w:r>
+        <w:t>程式碼區塊（即以</w:t>
+      </w:r>
+      <w:r>
+        <w:t xml:space="preserve"> ```</w:t>
+      </w:r>
+      <w:proofErr w:type="spellStart"/>
+      <w:r>
+        <w:t>json</w:t>
+      </w:r>
+      <w:proofErr w:type="spellEnd"/>
+      <w:r>
         <w:t xml:space="preserve"> </w:t>
       </w:r>
       <w:r>
-        <w:rPr>
-          <w:rFonts w:hint="eastAsia"/>
-        </w:rPr>
-        <w:t>執行提示</w:t>
-      </w:r>
-      <w:r>
-        <w:rPr>
-          <w:rFonts w:hint="eastAsia"/>
-        </w:rPr>
-        <w:t>**</w:t>
-      </w:r>
-      <w:r>
-        <w:rPr>
-          <w:rFonts w:hint="eastAsia"/>
-        </w:rPr>
-        <w:t>：請先根據「空間構成補充資料」辨識空間語彙與構成方</w:t>
-      </w:r>
-      <w:r>
-        <w:rPr>
-          <w:rFonts w:hint="eastAsia"/>
-        </w:rPr>
-        <w:lastRenderedPageBreak/>
-        <w:t>式，再結合「文字說明」建構完整的</w:t>
-      </w:r>
-      <w:r>
-        <w:rPr>
-          <w:rFonts w:hint="eastAsia"/>
-        </w:rPr>
-        <w:t xml:space="preserve"> Precedent DNA</w:t>
-      </w:r>
-      <w:r>
-        <w:rPr>
-          <w:rFonts w:hint="eastAsia"/>
-        </w:rPr>
-        <w:t>。若某些資訊未在資料中明確提供，請根據建築經驗合理推論並加</w:t>
-      </w:r>
-      <w:proofErr w:type="gramStart"/>
-      <w:r>
-        <w:rPr>
-          <w:rFonts w:hint="eastAsia"/>
-        </w:rPr>
-        <w:t>註</w:t>
-      </w:r>
-      <w:proofErr w:type="gramEnd"/>
-      <w:r>
-        <w:rPr>
-          <w:rFonts w:hint="eastAsia"/>
-        </w:rPr>
-        <w:t>「（推測）」，若完全無法推論請註明「未知」。</w:t>
+        <w:t>開頭與</w:t>
+      </w:r>
+      <w:r>
+        <w:t xml:space="preserve"> ``` </w:t>
+      </w:r>
+      <w:r>
+        <w:t>結尾）。在區塊之外，不得包含任何前後對話、解釋性文字、</w:t>
+      </w:r>
+      <w:r>
+        <w:t xml:space="preserve">Markdown </w:t>
+      </w:r>
+      <w:r>
+        <w:t>標題或客套話。</w:t>
       </w:r>
     </w:p>
     <w:sectPr>
@@ -3251,6 +3113,155 @@
     </w:lvl>
   </w:abstractNum>
   <w:abstractNum w:abstractNumId="6" w15:restartNumberingAfterBreak="0">
+    <w:nsid w:val="2FDD5C56"/>
+    <w:multiLevelType w:val="multilevel"/>
+    <w:tmpl w:val="1A488E80"/>
+    <w:lvl w:ilvl="0">
+      <w:start w:val="1"/>
+      <w:numFmt w:val="bullet"/>
+      <w:lvlText w:val=""/>
+      <w:lvlJc w:val="left"/>
+      <w:pPr>
+        <w:tabs>
+          <w:tab w:val="num" w:pos="720"/>
+        </w:tabs>
+        <w:ind w:left="720" w:hanging="360"/>
+      </w:pPr>
+      <w:rPr>
+        <w:rFonts w:ascii="Symbol" w:hAnsi="Symbol" w:hint="default"/>
+        <w:sz w:val="20"/>
+      </w:rPr>
+    </w:lvl>
+    <w:lvl w:ilvl="1" w:tentative="1">
+      <w:start w:val="1"/>
+      <w:numFmt w:val="bullet"/>
+      <w:lvlText w:val="o"/>
+      <w:lvlJc w:val="left"/>
+      <w:pPr>
+        <w:tabs>
+          <w:tab w:val="num" w:pos="1440"/>
+        </w:tabs>
+        <w:ind w:left="1440" w:hanging="360"/>
+      </w:pPr>
+      <w:rPr>
+        <w:rFonts w:ascii="Courier New" w:hAnsi="Courier New" w:hint="default"/>
+        <w:sz w:val="20"/>
+      </w:rPr>
+    </w:lvl>
+    <w:lvl w:ilvl="2" w:tentative="1">
+      <w:start w:val="1"/>
+      <w:numFmt w:val="bullet"/>
+      <w:lvlText w:val=""/>
+      <w:lvlJc w:val="left"/>
+      <w:pPr>
+        <w:tabs>
+          <w:tab w:val="num" w:pos="2160"/>
+        </w:tabs>
+        <w:ind w:left="2160" w:hanging="360"/>
+      </w:pPr>
+      <w:rPr>
+        <w:rFonts w:ascii="Wingdings" w:hAnsi="Wingdings" w:hint="default"/>
+        <w:sz w:val="20"/>
+      </w:rPr>
+    </w:lvl>
+    <w:lvl w:ilvl="3" w:tentative="1">
+      <w:start w:val="1"/>
+      <w:numFmt w:val="bullet"/>
+      <w:lvlText w:val=""/>
+      <w:lvlJc w:val="left"/>
+      <w:pPr>
+        <w:tabs>
+          <w:tab w:val="num" w:pos="2880"/>
+        </w:tabs>
+        <w:ind w:left="2880" w:hanging="360"/>
+      </w:pPr>
+      <w:rPr>
+        <w:rFonts w:ascii="Wingdings" w:hAnsi="Wingdings" w:hint="default"/>
+        <w:sz w:val="20"/>
+      </w:rPr>
+    </w:lvl>
+    <w:lvl w:ilvl="4" w:tentative="1">
+      <w:start w:val="1"/>
+      <w:numFmt w:val="bullet"/>
+      <w:lvlText w:val=""/>
+      <w:lvlJc w:val="left"/>
+      <w:pPr>
+        <w:tabs>
+          <w:tab w:val="num" w:pos="3600"/>
+        </w:tabs>
+        <w:ind w:left="3600" w:hanging="360"/>
+      </w:pPr>
+      <w:rPr>
+        <w:rFonts w:ascii="Wingdings" w:hAnsi="Wingdings" w:hint="default"/>
+        <w:sz w:val="20"/>
+      </w:rPr>
+    </w:lvl>
+    <w:lvl w:ilvl="5" w:tentative="1">
+      <w:start w:val="1"/>
+      <w:numFmt w:val="bullet"/>
+      <w:lvlText w:val=""/>
+      <w:lvlJc w:val="left"/>
+      <w:pPr>
+        <w:tabs>
+          <w:tab w:val="num" w:pos="4320"/>
+        </w:tabs>
+        <w:ind w:left="4320" w:hanging="360"/>
+      </w:pPr>
+      <w:rPr>
+        <w:rFonts w:ascii="Wingdings" w:hAnsi="Wingdings" w:hint="default"/>
+        <w:sz w:val="20"/>
+      </w:rPr>
+    </w:lvl>
+    <w:lvl w:ilvl="6" w:tentative="1">
+      <w:start w:val="1"/>
+      <w:numFmt w:val="bullet"/>
+      <w:lvlText w:val=""/>
+      <w:lvlJc w:val="left"/>
+      <w:pPr>
+        <w:tabs>
+          <w:tab w:val="num" w:pos="5040"/>
+        </w:tabs>
+        <w:ind w:left="5040" w:hanging="360"/>
+      </w:pPr>
+      <w:rPr>
+        <w:rFonts w:ascii="Wingdings" w:hAnsi="Wingdings" w:hint="default"/>
+        <w:sz w:val="20"/>
+      </w:rPr>
+    </w:lvl>
+    <w:lvl w:ilvl="7" w:tentative="1">
+      <w:start w:val="1"/>
+      <w:numFmt w:val="bullet"/>
+      <w:lvlText w:val=""/>
+      <w:lvlJc w:val="left"/>
+      <w:pPr>
+        <w:tabs>
+          <w:tab w:val="num" w:pos="5760"/>
+        </w:tabs>
+        <w:ind w:left="5760" w:hanging="360"/>
+      </w:pPr>
+      <w:rPr>
+        <w:rFonts w:ascii="Wingdings" w:hAnsi="Wingdings" w:hint="default"/>
+        <w:sz w:val="20"/>
+      </w:rPr>
+    </w:lvl>
+    <w:lvl w:ilvl="8" w:tentative="1">
+      <w:start w:val="1"/>
+      <w:numFmt w:val="bullet"/>
+      <w:lvlText w:val=""/>
+      <w:lvlJc w:val="left"/>
+      <w:pPr>
+        <w:tabs>
+          <w:tab w:val="num" w:pos="6480"/>
+        </w:tabs>
+        <w:ind w:left="6480" w:hanging="360"/>
+      </w:pPr>
+      <w:rPr>
+        <w:rFonts w:ascii="Wingdings" w:hAnsi="Wingdings" w:hint="default"/>
+        <w:sz w:val="20"/>
+      </w:rPr>
+    </w:lvl>
+  </w:abstractNum>
+  <w:abstractNum w:abstractNumId="7" w15:restartNumberingAfterBreak="0">
     <w:nsid w:val="345D1989"/>
     <w:multiLevelType w:val="hybridMultilevel"/>
     <w:tmpl w:val="52726922"/>
@@ -3363,7 +3374,7 @@
       </w:rPr>
     </w:lvl>
   </w:abstractNum>
-  <w:abstractNum w:abstractNumId="7" w15:restartNumberingAfterBreak="0">
+  <w:abstractNum w:abstractNumId="8" w15:restartNumberingAfterBreak="0">
     <w:nsid w:val="347E13F3"/>
     <w:multiLevelType w:val="hybridMultilevel"/>
     <w:tmpl w:val="EC5C25DA"/>
@@ -3452,7 +3463,7 @@
       </w:pPr>
     </w:lvl>
   </w:abstractNum>
-  <w:abstractNum w:abstractNumId="8" w15:restartNumberingAfterBreak="0">
+  <w:abstractNum w:abstractNumId="9" w15:restartNumberingAfterBreak="0">
     <w:nsid w:val="3840411B"/>
     <w:multiLevelType w:val="hybridMultilevel"/>
     <w:tmpl w:val="6A1E95EC"/>
@@ -3541,7 +3552,7 @@
       </w:pPr>
     </w:lvl>
   </w:abstractNum>
-  <w:abstractNum w:abstractNumId="9" w15:restartNumberingAfterBreak="0">
+  <w:abstractNum w:abstractNumId="10" w15:restartNumberingAfterBreak="0">
     <w:nsid w:val="40AC3E8A"/>
     <w:multiLevelType w:val="hybridMultilevel"/>
     <w:tmpl w:val="9EE8D63A"/>
@@ -3630,7 +3641,7 @@
       </w:pPr>
     </w:lvl>
   </w:abstractNum>
-  <w:abstractNum w:abstractNumId="10" w15:restartNumberingAfterBreak="0">
+  <w:abstractNum w:abstractNumId="11" w15:restartNumberingAfterBreak="0">
     <w:nsid w:val="41A46D3B"/>
     <w:multiLevelType w:val="hybridMultilevel"/>
     <w:tmpl w:val="2AE02300"/>
@@ -3719,7 +3730,7 @@
       </w:pPr>
     </w:lvl>
   </w:abstractNum>
-  <w:abstractNum w:abstractNumId="11" w15:restartNumberingAfterBreak="0">
+  <w:abstractNum w:abstractNumId="12" w15:restartNumberingAfterBreak="0">
     <w:nsid w:val="46A90159"/>
     <w:multiLevelType w:val="hybridMultilevel"/>
     <w:tmpl w:val="CC6ABE3A"/>
@@ -3808,7 +3819,7 @@
       </w:pPr>
     </w:lvl>
   </w:abstractNum>
-  <w:abstractNum w:abstractNumId="12" w15:restartNumberingAfterBreak="0">
+  <w:abstractNum w:abstractNumId="13" w15:restartNumberingAfterBreak="0">
     <w:nsid w:val="490767DF"/>
     <w:multiLevelType w:val="hybridMultilevel"/>
     <w:tmpl w:val="DA34B0FE"/>
@@ -3921,7 +3932,7 @@
       </w:rPr>
     </w:lvl>
   </w:abstractNum>
-  <w:abstractNum w:abstractNumId="13" w15:restartNumberingAfterBreak="0">
+  <w:abstractNum w:abstractNumId="14" w15:restartNumberingAfterBreak="0">
     <w:nsid w:val="56FA716F"/>
     <w:multiLevelType w:val="hybridMultilevel"/>
     <w:tmpl w:val="22EE76FC"/>
@@ -4010,7 +4021,7 @@
       </w:pPr>
     </w:lvl>
   </w:abstractNum>
-  <w:abstractNum w:abstractNumId="14" w15:restartNumberingAfterBreak="0">
+  <w:abstractNum w:abstractNumId="15" w15:restartNumberingAfterBreak="0">
     <w:nsid w:val="5D066F3E"/>
     <w:multiLevelType w:val="hybridMultilevel"/>
     <w:tmpl w:val="8EE0A174"/>
@@ -4102,7 +4113,7 @@
       </w:pPr>
     </w:lvl>
   </w:abstractNum>
-  <w:abstractNum w:abstractNumId="15" w15:restartNumberingAfterBreak="0">
+  <w:abstractNum w:abstractNumId="16" w15:restartNumberingAfterBreak="0">
     <w:nsid w:val="5DBB0E9D"/>
     <w:multiLevelType w:val="hybridMultilevel"/>
     <w:tmpl w:val="3028D98A"/>
@@ -4191,7 +4202,7 @@
       </w:pPr>
     </w:lvl>
   </w:abstractNum>
-  <w:abstractNum w:abstractNumId="16" w15:restartNumberingAfterBreak="0">
+  <w:abstractNum w:abstractNumId="17" w15:restartNumberingAfterBreak="0">
     <w:nsid w:val="60277A0B"/>
     <w:multiLevelType w:val="hybridMultilevel"/>
     <w:tmpl w:val="9F08A40A"/>
@@ -4280,7 +4291,7 @@
       </w:pPr>
     </w:lvl>
   </w:abstractNum>
-  <w:abstractNum w:abstractNumId="17" w15:restartNumberingAfterBreak="0">
+  <w:abstractNum w:abstractNumId="18" w15:restartNumberingAfterBreak="0">
     <w:nsid w:val="67270297"/>
     <w:multiLevelType w:val="hybridMultilevel"/>
     <w:tmpl w:val="4C68BFBA"/>
@@ -4369,7 +4380,7 @@
       </w:pPr>
     </w:lvl>
   </w:abstractNum>
-  <w:abstractNum w:abstractNumId="18" w15:restartNumberingAfterBreak="0">
+  <w:abstractNum w:abstractNumId="19" w15:restartNumberingAfterBreak="0">
     <w:nsid w:val="72322A56"/>
     <w:multiLevelType w:val="hybridMultilevel"/>
     <w:tmpl w:val="C090D3C2"/>
@@ -4458,7 +4469,7 @@
       </w:pPr>
     </w:lvl>
   </w:abstractNum>
-  <w:abstractNum w:abstractNumId="19" w15:restartNumberingAfterBreak="0">
+  <w:abstractNum w:abstractNumId="20" w15:restartNumberingAfterBreak="0">
     <w:nsid w:val="74367EAD"/>
     <w:multiLevelType w:val="hybridMultilevel"/>
     <w:tmpl w:val="FF8EB364"/>
@@ -4571,7 +4582,7 @@
       </w:rPr>
     </w:lvl>
   </w:abstractNum>
-  <w:abstractNum w:abstractNumId="20" w15:restartNumberingAfterBreak="0">
+  <w:abstractNum w:abstractNumId="21" w15:restartNumberingAfterBreak="0">
     <w:nsid w:val="76FB5307"/>
     <w:multiLevelType w:val="hybridMultilevel"/>
     <w:tmpl w:val="D38656A2"/>
@@ -4684,7 +4695,7 @@
       </w:rPr>
     </w:lvl>
   </w:abstractNum>
-  <w:abstractNum w:abstractNumId="21" w15:restartNumberingAfterBreak="0">
+  <w:abstractNum w:abstractNumId="22" w15:restartNumberingAfterBreak="0">
     <w:nsid w:val="79684D21"/>
     <w:multiLevelType w:val="hybridMultilevel"/>
     <w:tmpl w:val="AEC43B2A"/>
@@ -4776,7 +4787,7 @@
       </w:pPr>
     </w:lvl>
   </w:abstractNum>
-  <w:abstractNum w:abstractNumId="22" w15:restartNumberingAfterBreak="0">
+  <w:abstractNum w:abstractNumId="23" w15:restartNumberingAfterBreak="0">
     <w:nsid w:val="7C5466F5"/>
     <w:multiLevelType w:val="hybridMultilevel"/>
     <w:tmpl w:val="8966B806"/>
@@ -4865,7 +4876,7 @@
       </w:pPr>
     </w:lvl>
   </w:abstractNum>
-  <w:abstractNum w:abstractNumId="23" w15:restartNumberingAfterBreak="0">
+  <w:abstractNum w:abstractNumId="24" w15:restartNumberingAfterBreak="0">
     <w:nsid w:val="7DC537DC"/>
     <w:multiLevelType w:val="hybridMultilevel"/>
     <w:tmpl w:val="033EC28C"/>
@@ -4979,19 +4990,19 @@
     </w:lvl>
   </w:abstractNum>
   <w:num w:numId="1" w16cid:durableId="2046170418">
-    <w:abstractNumId w:val="15"/>
+    <w:abstractNumId w:val="16"/>
   </w:num>
   <w:num w:numId="2" w16cid:durableId="513957913">
-    <w:abstractNumId w:val="13"/>
+    <w:abstractNumId w:val="14"/>
   </w:num>
   <w:num w:numId="3" w16cid:durableId="1424491315">
-    <w:abstractNumId w:val="16"/>
+    <w:abstractNumId w:val="17"/>
   </w:num>
   <w:num w:numId="4" w16cid:durableId="1795367727">
-    <w:abstractNumId w:val="18"/>
+    <w:abstractNumId w:val="19"/>
   </w:num>
   <w:num w:numId="5" w16cid:durableId="2069692732">
-    <w:abstractNumId w:val="22"/>
+    <w:abstractNumId w:val="23"/>
   </w:num>
   <w:num w:numId="6" w16cid:durableId="583027598">
     <w:abstractNumId w:val="0"/>
@@ -5000,22 +5011,22 @@
     <w:abstractNumId w:val="5"/>
   </w:num>
   <w:num w:numId="8" w16cid:durableId="422537051">
+    <w:abstractNumId w:val="12"/>
+  </w:num>
+  <w:num w:numId="9" w16cid:durableId="2026054942">
+    <w:abstractNumId w:val="18"/>
+  </w:num>
+  <w:num w:numId="10" w16cid:durableId="1353914970">
     <w:abstractNumId w:val="11"/>
   </w:num>
-  <w:num w:numId="9" w16cid:durableId="2026054942">
-    <w:abstractNumId w:val="17"/>
-  </w:num>
-  <w:num w:numId="10" w16cid:durableId="1353914970">
-    <w:abstractNumId w:val="10"/>
-  </w:num>
   <w:num w:numId="11" w16cid:durableId="250747521">
-    <w:abstractNumId w:val="7"/>
+    <w:abstractNumId w:val="8"/>
   </w:num>
   <w:num w:numId="12" w16cid:durableId="1877966530">
-    <w:abstractNumId w:val="8"/>
+    <w:abstractNumId w:val="9"/>
   </w:num>
   <w:num w:numId="13" w16cid:durableId="93744203">
-    <w:abstractNumId w:val="9"/>
+    <w:abstractNumId w:val="10"/>
   </w:num>
   <w:num w:numId="14" w16cid:durableId="431976068">
     <w:abstractNumId w:val="1"/>
@@ -5024,30 +5035,33 @@
     <w:abstractNumId w:val="4"/>
   </w:num>
   <w:num w:numId="16" w16cid:durableId="1924603707">
-    <w:abstractNumId w:val="14"/>
+    <w:abstractNumId w:val="15"/>
   </w:num>
   <w:num w:numId="17" w16cid:durableId="577402691">
     <w:abstractNumId w:val="3"/>
   </w:num>
   <w:num w:numId="18" w16cid:durableId="795105774">
-    <w:abstractNumId w:val="21"/>
+    <w:abstractNumId w:val="22"/>
   </w:num>
   <w:num w:numId="19" w16cid:durableId="1580560231">
     <w:abstractNumId w:val="2"/>
   </w:num>
   <w:num w:numId="20" w16cid:durableId="1147435918">
-    <w:abstractNumId w:val="12"/>
+    <w:abstractNumId w:val="13"/>
   </w:num>
   <w:num w:numId="21" w16cid:durableId="970981672">
+    <w:abstractNumId w:val="21"/>
+  </w:num>
+  <w:num w:numId="22" w16cid:durableId="1486125093">
+    <w:abstractNumId w:val="24"/>
+  </w:num>
+  <w:num w:numId="23" w16cid:durableId="849756603">
     <w:abstractNumId w:val="20"/>
   </w:num>
-  <w:num w:numId="22" w16cid:durableId="1486125093">
-    <w:abstractNumId w:val="23"/>
+  <w:num w:numId="24" w16cid:durableId="1629773724">
+    <w:abstractNumId w:val="7"/>
   </w:num>
-  <w:num w:numId="23" w16cid:durableId="849756603">
-    <w:abstractNumId w:val="19"/>
-  </w:num>
-  <w:num w:numId="24" w16cid:durableId="1629773724">
+  <w:num w:numId="25" w16cid:durableId="597106604">
     <w:abstractNumId w:val="6"/>
   </w:num>
 </w:numbering>
@@ -5658,7 +5672,6 @@
   <w:style w:type="character" w:default="1" w:styleId="a0">
     <w:name w:val="Default Paragraph Font"/>
     <w:uiPriority w:val="1"/>
-    <w:semiHidden/>
     <w:unhideWhenUsed/>
   </w:style>
   <w:style w:type="table" w:default="1" w:styleId="a1">
@@ -6030,6 +6043,17 @@
       <w:szCs w:val="20"/>
     </w:rPr>
   </w:style>
+  <w:style w:type="character" w:styleId="af2">
+    <w:name w:val="Strong"/>
+    <w:basedOn w:val="a0"/>
+    <w:uiPriority w:val="22"/>
+    <w:qFormat/>
+    <w:rsid w:val="00A933C4"/>
+    <w:rPr>
+      <w:b/>
+      <w:bCs/>
+    </w:rPr>
+  </w:style>
 </w:styles>
 </file>
 
